--- a/Enablers/Pharmacy/Xfer-Flow/Retail_to_Mail_Solution.docx
+++ b/Enablers/Pharmacy/Xfer-Flow/Retail_to_Mail_Solution.docx
@@ -4,19 +4,30 @@
   <w:body>
     <w:p>
       <w:pPr>
-        <w:pStyle w:val="Heading1"/>
-      </w:pPr>
-      <w:r>
-        <w:t>Solutions Architecture Document: Retail-to-Mail Prescription Transfer</w:t>
+        <w:pStyle w:val="Title"/>
+      </w:pPr>
+      <w:r>
+        <w:t xml:space="preserve">Solutions </w:t>
+      </w:r>
+      <w:r>
+        <w:rPr>
+          <w:rStyle w:val="TitleChar"/>
+        </w:rPr>
+        <w:t>Architecture</w:t>
+      </w:r>
+      <w:r>
+        <w:t xml:space="preserve"> Document: Retail-to-Mail Prescription Transfer</w:t>
       </w:r>
     </w:p>
     <w:p>
       <w:pPr>
-        <w:pStyle w:val="Heading2"/>
-      </w:pPr>
+        <w:pStyle w:val="Heading1"/>
+      </w:pPr>
+      <w:bookmarkStart w:id="0" w:name="_Toc211414725"/>
       <w:r>
         <w:t>1. Executive Summary</w:t>
       </w:r>
+      <w:bookmarkEnd w:id="0"/>
     </w:p>
     <w:p>
       <w:r>
@@ -36,6 +47,285 @@
         <w:t>The implemented solution integrates Aetna’s application front end and domain services with AWS-managed platform capabilities (feature toggles, observability) and CVS Caremark APIs (Eligibility, External Transfer, RxConnect). The system first checks eligibility and then performs the transfer automatically if allowed. If a prescription is not eligible, it reverts to a provider approval (FastStart) path.</w:t>
       </w:r>
     </w:p>
+    <w:tbl>
+      <w:tblPr>
+        <w:tblStyle w:val="TableGrid"/>
+        <w:tblW w:w="0" w:type="auto"/>
+        <w:tblLook w:val="04A0" w:firstRow="1" w:lastRow="0" w:firstColumn="1" w:lastColumn="0" w:noHBand="0" w:noVBand="1"/>
+      </w:tblPr>
+      <w:tblGrid>
+        <w:gridCol w:w="8630"/>
+      </w:tblGrid>
+      <w:tr>
+        <w:tc>
+          <w:tcPr>
+            <w:tcW w:w="8630" w:type="dxa"/>
+          </w:tcPr>
+          <w:p/>
+          <w:p>
+            <w:pPr>
+              <w:pStyle w:val="TOC1"/>
+              <w:tabs>
+                <w:tab w:val="right" w:leader="dot" w:pos="8630"/>
+              </w:tabs>
+              <w:rPr>
+                <w:noProof/>
+                <w:kern w:val="2"/>
+                <w:sz w:val="24"/>
+                <w:szCs w:val="24"/>
+                <w14:ligatures w14:val="standardContextual"/>
+              </w:rPr>
+            </w:pPr>
+            <w:r>
+              <w:fldChar w:fldCharType="begin"/>
+            </w:r>
+            <w:r>
+              <w:instrText xml:space="preserve"> TOC \o "1-1" \n \h \z \u </w:instrText>
+            </w:r>
+            <w:r>
+              <w:fldChar w:fldCharType="separate"/>
+            </w:r>
+            <w:hyperlink w:anchor="_Toc211414725" w:history="1">
+              <w:r>
+                <w:rPr>
+                  <w:rStyle w:val="Hyperlink"/>
+                  <w:noProof/>
+                </w:rPr>
+                <w:t>1. Executive Summary</w:t>
+              </w:r>
+            </w:hyperlink>
+          </w:p>
+          <w:p>
+            <w:pPr>
+              <w:pStyle w:val="TOC1"/>
+              <w:tabs>
+                <w:tab w:val="right" w:leader="dot" w:pos="8630"/>
+              </w:tabs>
+              <w:rPr>
+                <w:noProof/>
+                <w:kern w:val="2"/>
+                <w:sz w:val="24"/>
+                <w:szCs w:val="24"/>
+                <w14:ligatures w14:val="standardContextual"/>
+              </w:rPr>
+            </w:pPr>
+            <w:hyperlink w:anchor="_Toc211414726" w:history="1">
+              <w:r>
+                <w:rPr>
+                  <w:rStyle w:val="Hyperlink"/>
+                  <w:noProof/>
+                </w:rPr>
+                <w:t>2. Problem Statement &amp; Business Need</w:t>
+              </w:r>
+            </w:hyperlink>
+          </w:p>
+          <w:p>
+            <w:pPr>
+              <w:pStyle w:val="TOC1"/>
+              <w:tabs>
+                <w:tab w:val="right" w:leader="dot" w:pos="8630"/>
+              </w:tabs>
+              <w:rPr>
+                <w:noProof/>
+                <w:kern w:val="2"/>
+                <w:sz w:val="24"/>
+                <w:szCs w:val="24"/>
+                <w14:ligatures w14:val="standardContextual"/>
+              </w:rPr>
+            </w:pPr>
+            <w:hyperlink w:anchor="_Toc211414727" w:history="1">
+              <w:r>
+                <w:rPr>
+                  <w:rStyle w:val="Hyperlink"/>
+                  <w:noProof/>
+                </w:rPr>
+                <w:t>3. Logical Architecture</w:t>
+              </w:r>
+            </w:hyperlink>
+          </w:p>
+          <w:p>
+            <w:pPr>
+              <w:pStyle w:val="TOC1"/>
+              <w:tabs>
+                <w:tab w:val="right" w:leader="dot" w:pos="8630"/>
+              </w:tabs>
+              <w:rPr>
+                <w:noProof/>
+                <w:kern w:val="2"/>
+                <w:sz w:val="24"/>
+                <w:szCs w:val="24"/>
+                <w14:ligatures w14:val="standardContextual"/>
+              </w:rPr>
+            </w:pPr>
+            <w:hyperlink w:anchor="_Toc211414728" w:history="1">
+              <w:r>
+                <w:rPr>
+                  <w:rStyle w:val="Hyperlink"/>
+                  <w:noProof/>
+                </w:rPr>
+                <w:t>4. Key Eligibility Criteria</w:t>
+              </w:r>
+            </w:hyperlink>
+          </w:p>
+          <w:p>
+            <w:pPr>
+              <w:pStyle w:val="TOC1"/>
+              <w:tabs>
+                <w:tab w:val="right" w:leader="dot" w:pos="8630"/>
+              </w:tabs>
+              <w:rPr>
+                <w:noProof/>
+                <w:kern w:val="2"/>
+                <w:sz w:val="24"/>
+                <w:szCs w:val="24"/>
+                <w14:ligatures w14:val="standardContextual"/>
+              </w:rPr>
+            </w:pPr>
+            <w:hyperlink w:anchor="_Toc211414729" w:history="1">
+              <w:r>
+                <w:rPr>
+                  <w:rStyle w:val="Hyperlink"/>
+                  <w:noProof/>
+                </w:rPr>
+                <w:t>5. End-to-End Flow</w:t>
+              </w:r>
+            </w:hyperlink>
+          </w:p>
+          <w:p>
+            <w:pPr>
+              <w:pStyle w:val="TOC1"/>
+              <w:tabs>
+                <w:tab w:val="right" w:leader="dot" w:pos="8630"/>
+              </w:tabs>
+              <w:rPr>
+                <w:noProof/>
+                <w:kern w:val="2"/>
+                <w:sz w:val="24"/>
+                <w:szCs w:val="24"/>
+                <w14:ligatures w14:val="standardContextual"/>
+              </w:rPr>
+            </w:pPr>
+            <w:hyperlink w:anchor="_Toc211414730" w:history="1">
+              <w:r>
+                <w:rPr>
+                  <w:rStyle w:val="Hyperlink"/>
+                  <w:noProof/>
+                </w:rPr>
+                <w:t>6: Service &amp; API Specifications</w:t>
+              </w:r>
+            </w:hyperlink>
+          </w:p>
+          <w:p>
+            <w:pPr>
+              <w:pStyle w:val="TOC1"/>
+              <w:tabs>
+                <w:tab w:val="right" w:leader="dot" w:pos="8630"/>
+              </w:tabs>
+              <w:rPr>
+                <w:noProof/>
+                <w:kern w:val="2"/>
+                <w:sz w:val="24"/>
+                <w:szCs w:val="24"/>
+                <w14:ligatures w14:val="standardContextual"/>
+              </w:rPr>
+            </w:pPr>
+            <w:hyperlink w:anchor="_Toc211414731" w:history="1">
+              <w:r>
+                <w:rPr>
+                  <w:rStyle w:val="Hyperlink"/>
+                  <w:noProof/>
+                </w:rPr>
+                <w:t>FLOW-1: Dashboard or Menu Flow</w:t>
+              </w:r>
+            </w:hyperlink>
+          </w:p>
+          <w:p>
+            <w:pPr>
+              <w:pStyle w:val="TOC1"/>
+              <w:tabs>
+                <w:tab w:val="right" w:leader="dot" w:pos="8630"/>
+              </w:tabs>
+              <w:rPr>
+                <w:noProof/>
+                <w:kern w:val="2"/>
+                <w:sz w:val="24"/>
+                <w:szCs w:val="24"/>
+                <w14:ligatures w14:val="standardContextual"/>
+              </w:rPr>
+            </w:pPr>
+            <w:hyperlink w:anchor="_Toc211414732" w:history="1">
+              <w:r>
+                <w:rPr>
+                  <w:rStyle w:val="Hyperlink"/>
+                  <w:noProof/>
+                </w:rPr>
+                <w:t>FLOW-2: Select or Request New Prescription Flow</w:t>
+              </w:r>
+            </w:hyperlink>
+          </w:p>
+          <w:p>
+            <w:pPr>
+              <w:pStyle w:val="TOC1"/>
+              <w:tabs>
+                <w:tab w:val="right" w:leader="dot" w:pos="8630"/>
+              </w:tabs>
+              <w:rPr>
+                <w:noProof/>
+                <w:kern w:val="2"/>
+                <w:sz w:val="24"/>
+                <w:szCs w:val="24"/>
+                <w14:ligatures w14:val="standardContextual"/>
+              </w:rPr>
+            </w:pPr>
+            <w:hyperlink w:anchor="_Toc211414733" w:history="1">
+              <w:r>
+                <w:rPr>
+                  <w:rStyle w:val="Hyperlink"/>
+                  <w:noProof/>
+                </w:rPr>
+                <w:t>FLOW-3:  Add New Prescription Flow (either from select existing or no existing pages)</w:t>
+              </w:r>
+            </w:hyperlink>
+          </w:p>
+          <w:p>
+            <w:pPr>
+              <w:pStyle w:val="TOC1"/>
+              <w:tabs>
+                <w:tab w:val="right" w:leader="dot" w:pos="8630"/>
+              </w:tabs>
+              <w:rPr>
+                <w:noProof/>
+                <w:kern w:val="2"/>
+                <w:sz w:val="24"/>
+                <w:szCs w:val="24"/>
+                <w14:ligatures w14:val="standardContextual"/>
+              </w:rPr>
+            </w:pPr>
+            <w:hyperlink w:anchor="_Toc211414734" w:history="1">
+              <w:r>
+                <w:rPr>
+                  <w:rStyle w:val="Hyperlink"/>
+                  <w:noProof/>
+                </w:rPr>
+                <w:t>FLOW-4: Transfer Eligibility Flow</w:t>
+              </w:r>
+            </w:hyperlink>
+          </w:p>
+          <w:p>
+            <w:pPr>
+              <w:tabs>
+                <w:tab w:val="left" w:pos="930"/>
+              </w:tabs>
+            </w:pPr>
+            <w:r>
+              <w:fldChar w:fldCharType="end"/>
+            </w:r>
+          </w:p>
+        </w:tc>
+      </w:tr>
+    </w:tbl>
+    <w:p/>
+    <w:p/>
     <w:p>
       <w:pPr>
         <w:pStyle w:val="Heading3"/>
@@ -86,11 +376,14 @@
     </w:p>
     <w:p>
       <w:pPr>
-        <w:pStyle w:val="Heading2"/>
-      </w:pPr>
-      <w:r>
+        <w:pStyle w:val="Heading1"/>
+      </w:pPr>
+      <w:bookmarkStart w:id="1" w:name="_Toc211414726"/>
+      <w:r>
+        <w:lastRenderedPageBreak/>
         <w:t>2. Problem Statement &amp; Business Need</w:t>
       </w:r>
+      <w:bookmarkEnd w:id="1"/>
     </w:p>
     <w:p>
       <w:r>
@@ -163,7 +456,6 @@
         <w:pStyle w:val="ListBullet"/>
       </w:pPr>
       <w:r>
-        <w:lastRenderedPageBreak/>
         <w:t>Out of Scope: CVS-to-non-CVS transfers.</w:t>
       </w:r>
     </w:p>
@@ -177,11 +469,13 @@
     </w:p>
     <w:p>
       <w:pPr>
-        <w:pStyle w:val="Heading2"/>
-      </w:pPr>
+        <w:pStyle w:val="Heading1"/>
+      </w:pPr>
+      <w:bookmarkStart w:id="2" w:name="_Toc211414727"/>
       <w:r>
         <w:t>3. Logical Architecture</w:t>
       </w:r>
+      <w:bookmarkEnd w:id="2"/>
     </w:p>
     <w:p>
       <w:r>
@@ -205,11 +499,13 @@
     </w:p>
     <w:p>
       <w:pPr>
-        <w:pStyle w:val="Heading2"/>
-      </w:pPr>
+        <w:pStyle w:val="Heading1"/>
+      </w:pPr>
+      <w:bookmarkStart w:id="3" w:name="_Toc211414728"/>
       <w:r>
         <w:t>4. Key Eligibility Criteria</w:t>
       </w:r>
+      <w:bookmarkEnd w:id="3"/>
     </w:p>
     <w:p>
       <w:r>
@@ -258,11 +554,14 @@
     </w:p>
     <w:p>
       <w:pPr>
-        <w:pStyle w:val="Heading2"/>
-      </w:pPr>
-      <w:r>
+        <w:pStyle w:val="Heading1"/>
+      </w:pPr>
+      <w:bookmarkStart w:id="4" w:name="_Toc211414729"/>
+      <w:r>
+        <w:lastRenderedPageBreak/>
         <w:t>5. End-to-End Flow</w:t>
       </w:r>
+      <w:bookmarkEnd w:id="4"/>
     </w:p>
     <w:p>
       <w:r>
@@ -321,7 +620,6 @@
         <w:rPr>
           <w:noProof/>
         </w:rPr>
-        <w:lastRenderedPageBreak/>
         <w:drawing>
           <wp:inline distT="0" distB="0" distL="0" distR="0" wp14:anchorId="776EE031" wp14:editId="739BBE12">
             <wp:extent cx="5486400" cy="3496962"/>
@@ -470,6 +768,7 @@
           </w:tcPr>
           <w:p>
             <w:r>
+              <w:lastRenderedPageBreak/>
               <w:t>Availability</w:t>
             </w:r>
           </w:p>
@@ -575,7 +874,7 @@
       <w:tr>
         <w:tc>
           <w:tcPr>
-            <w:tcW w:w="2160" w:type="dxa"/>
+            <w:tcW w:w="2155" w:type="dxa"/>
           </w:tcPr>
           <w:p>
             <w:r>
@@ -585,7 +884,7 @@
         </w:tc>
         <w:tc>
           <w:tcPr>
-            <w:tcW w:w="2160" w:type="dxa"/>
+            <w:tcW w:w="2159" w:type="dxa"/>
           </w:tcPr>
           <w:p>
             <w:r>
@@ -595,7 +894,7 @@
         </w:tc>
         <w:tc>
           <w:tcPr>
-            <w:tcW w:w="2160" w:type="dxa"/>
+            <w:tcW w:w="2157" w:type="dxa"/>
           </w:tcPr>
           <w:p>
             <w:r>
@@ -605,7 +904,7 @@
         </w:tc>
         <w:tc>
           <w:tcPr>
-            <w:tcW w:w="2160" w:type="dxa"/>
+            <w:tcW w:w="2159" w:type="dxa"/>
           </w:tcPr>
           <w:p>
             <w:r>
@@ -617,7 +916,7 @@
       <w:tr>
         <w:tc>
           <w:tcPr>
-            <w:tcW w:w="2160" w:type="dxa"/>
+            <w:tcW w:w="2155" w:type="dxa"/>
           </w:tcPr>
           <w:p>
             <w:r>
@@ -627,7 +926,7 @@
         </w:tc>
         <w:tc>
           <w:tcPr>
-            <w:tcW w:w="2160" w:type="dxa"/>
+            <w:tcW w:w="2159" w:type="dxa"/>
           </w:tcPr>
           <w:p>
             <w:r>
@@ -637,7 +936,7 @@
         </w:tc>
         <w:tc>
           <w:tcPr>
-            <w:tcW w:w="2160" w:type="dxa"/>
+            <w:tcW w:w="2157" w:type="dxa"/>
           </w:tcPr>
           <w:p>
             <w:r>
@@ -647,7 +946,7 @@
         </w:tc>
         <w:tc>
           <w:tcPr>
-            <w:tcW w:w="2160" w:type="dxa"/>
+            <w:tcW w:w="2159" w:type="dxa"/>
           </w:tcPr>
           <w:p>
             <w:r>
@@ -659,7 +958,7 @@
       <w:tr>
         <w:tc>
           <w:tcPr>
-            <w:tcW w:w="2160" w:type="dxa"/>
+            <w:tcW w:w="2155" w:type="dxa"/>
           </w:tcPr>
           <w:p>
             <w:r>
@@ -669,7 +968,7 @@
         </w:tc>
         <w:tc>
           <w:tcPr>
-            <w:tcW w:w="2160" w:type="dxa"/>
+            <w:tcW w:w="2159" w:type="dxa"/>
           </w:tcPr>
           <w:p>
             <w:r>
@@ -679,7 +978,7 @@
         </w:tc>
         <w:tc>
           <w:tcPr>
-            <w:tcW w:w="2160" w:type="dxa"/>
+            <w:tcW w:w="2157" w:type="dxa"/>
           </w:tcPr>
           <w:p>
             <w:r>
@@ -689,7 +988,7 @@
         </w:tc>
         <w:tc>
           <w:tcPr>
-            <w:tcW w:w="2160" w:type="dxa"/>
+            <w:tcW w:w="2159" w:type="dxa"/>
           </w:tcPr>
           <w:p>
             <w:r>
@@ -701,7 +1000,7 @@
       <w:tr>
         <w:tc>
           <w:tcPr>
-            <w:tcW w:w="2160" w:type="dxa"/>
+            <w:tcW w:w="2155" w:type="dxa"/>
           </w:tcPr>
           <w:p>
             <w:r>
@@ -711,7 +1010,7 @@
         </w:tc>
         <w:tc>
           <w:tcPr>
-            <w:tcW w:w="2160" w:type="dxa"/>
+            <w:tcW w:w="2159" w:type="dxa"/>
           </w:tcPr>
           <w:p>
             <w:r>
@@ -721,7 +1020,7 @@
         </w:tc>
         <w:tc>
           <w:tcPr>
-            <w:tcW w:w="2160" w:type="dxa"/>
+            <w:tcW w:w="2157" w:type="dxa"/>
           </w:tcPr>
           <w:p>
             <w:r>
@@ -731,7 +1030,7 @@
         </w:tc>
         <w:tc>
           <w:tcPr>
-            <w:tcW w:w="2160" w:type="dxa"/>
+            <w:tcW w:w="2159" w:type="dxa"/>
           </w:tcPr>
           <w:p>
             <w:r>
@@ -743,7 +1042,7 @@
       <w:tr>
         <w:tc>
           <w:tcPr>
-            <w:tcW w:w="2160" w:type="dxa"/>
+            <w:tcW w:w="2155" w:type="dxa"/>
           </w:tcPr>
           <w:p>
             <w:r>
@@ -753,7 +1052,7 @@
         </w:tc>
         <w:tc>
           <w:tcPr>
-            <w:tcW w:w="2160" w:type="dxa"/>
+            <w:tcW w:w="2159" w:type="dxa"/>
           </w:tcPr>
           <w:p>
             <w:r>
@@ -763,7 +1062,7 @@
         </w:tc>
         <w:tc>
           <w:tcPr>
-            <w:tcW w:w="2160" w:type="dxa"/>
+            <w:tcW w:w="2157" w:type="dxa"/>
           </w:tcPr>
           <w:p>
             <w:r>
@@ -773,7 +1072,7 @@
         </w:tc>
         <w:tc>
           <w:tcPr>
-            <w:tcW w:w="2160" w:type="dxa"/>
+            <w:tcW w:w="2159" w:type="dxa"/>
           </w:tcPr>
           <w:p>
             <w:r>
@@ -785,7 +1084,7 @@
       <w:tr>
         <w:tc>
           <w:tcPr>
-            <w:tcW w:w="2160" w:type="dxa"/>
+            <w:tcW w:w="2155" w:type="dxa"/>
           </w:tcPr>
           <w:p>
             <w:r>
@@ -795,7 +1094,7 @@
         </w:tc>
         <w:tc>
           <w:tcPr>
-            <w:tcW w:w="2160" w:type="dxa"/>
+            <w:tcW w:w="2159" w:type="dxa"/>
           </w:tcPr>
           <w:p>
             <w:r>
@@ -805,7 +1104,7 @@
         </w:tc>
         <w:tc>
           <w:tcPr>
-            <w:tcW w:w="2160" w:type="dxa"/>
+            <w:tcW w:w="2157" w:type="dxa"/>
           </w:tcPr>
           <w:p>
             <w:r>
@@ -815,7 +1114,7 @@
         </w:tc>
         <w:tc>
           <w:tcPr>
-            <w:tcW w:w="2160" w:type="dxa"/>
+            <w:tcW w:w="2159" w:type="dxa"/>
           </w:tcPr>
           <w:p>
             <w:r>
@@ -827,18 +1126,17 @@
       <w:tr>
         <w:tc>
           <w:tcPr>
-            <w:tcW w:w="2160" w:type="dxa"/>
+            <w:tcW w:w="2155" w:type="dxa"/>
           </w:tcPr>
           <w:p>
             <w:r>
-              <w:lastRenderedPageBreak/>
               <w:t>RQ-06</w:t>
             </w:r>
           </w:p>
         </w:tc>
         <w:tc>
           <w:tcPr>
-            <w:tcW w:w="2160" w:type="dxa"/>
+            <w:tcW w:w="2159" w:type="dxa"/>
           </w:tcPr>
           <w:p>
             <w:r>
@@ -848,7 +1146,7 @@
         </w:tc>
         <w:tc>
           <w:tcPr>
-            <w:tcW w:w="2160" w:type="dxa"/>
+            <w:tcW w:w="2157" w:type="dxa"/>
           </w:tcPr>
           <w:p>
             <w:r>
@@ -858,7 +1156,7 @@
         </w:tc>
         <w:tc>
           <w:tcPr>
-            <w:tcW w:w="2160" w:type="dxa"/>
+            <w:tcW w:w="2159" w:type="dxa"/>
           </w:tcPr>
           <w:p>
             <w:r>
@@ -870,7 +1168,7 @@
       <w:tr>
         <w:tc>
           <w:tcPr>
-            <w:tcW w:w="2160" w:type="dxa"/>
+            <w:tcW w:w="2155" w:type="dxa"/>
           </w:tcPr>
           <w:p>
             <w:r>
@@ -880,7 +1178,7 @@
         </w:tc>
         <w:tc>
           <w:tcPr>
-            <w:tcW w:w="2160" w:type="dxa"/>
+            <w:tcW w:w="2159" w:type="dxa"/>
           </w:tcPr>
           <w:p>
             <w:r>
@@ -890,7 +1188,7 @@
         </w:tc>
         <w:tc>
           <w:tcPr>
-            <w:tcW w:w="2160" w:type="dxa"/>
+            <w:tcW w:w="2157" w:type="dxa"/>
           </w:tcPr>
           <w:p>
             <w:r>
@@ -900,7 +1198,7 @@
         </w:tc>
         <w:tc>
           <w:tcPr>
-            <w:tcW w:w="2160" w:type="dxa"/>
+            <w:tcW w:w="2159" w:type="dxa"/>
           </w:tcPr>
           <w:p>
             <w:r>
@@ -912,7 +1210,7 @@
       <w:tr>
         <w:tc>
           <w:tcPr>
-            <w:tcW w:w="2160" w:type="dxa"/>
+            <w:tcW w:w="2155" w:type="dxa"/>
           </w:tcPr>
           <w:p>
             <w:r>
@@ -922,7 +1220,7 @@
         </w:tc>
         <w:tc>
           <w:tcPr>
-            <w:tcW w:w="2160" w:type="dxa"/>
+            <w:tcW w:w="2159" w:type="dxa"/>
           </w:tcPr>
           <w:p>
             <w:r>
@@ -932,7 +1230,7 @@
         </w:tc>
         <w:tc>
           <w:tcPr>
-            <w:tcW w:w="2160" w:type="dxa"/>
+            <w:tcW w:w="2157" w:type="dxa"/>
           </w:tcPr>
           <w:p>
             <w:r>
@@ -942,7 +1240,7 @@
         </w:tc>
         <w:tc>
           <w:tcPr>
-            <w:tcW w:w="2160" w:type="dxa"/>
+            <w:tcW w:w="2159" w:type="dxa"/>
           </w:tcPr>
           <w:p>
             <w:r>
@@ -954,6 +1252,4022 @@
     </w:tbl>
     <w:p>
       <w:pPr>
+        <w:pStyle w:val="Heading1"/>
+      </w:pPr>
+      <w:bookmarkStart w:id="5" w:name="_Toc211414730"/>
+      <w:r>
+        <w:t>6: Service &amp; API Specifications</w:t>
+      </w:r>
+      <w:bookmarkEnd w:id="5"/>
+    </w:p>
+    <w:p>
+      <w:pPr>
+        <w:pStyle w:val="Heading2"/>
+      </w:pPr>
+      <w:r>
+        <w:t>6.1 Overview</w:t>
+      </w:r>
+    </w:p>
+    <w:p>
+      <w:pPr>
+        <w:pStyle w:val="NormalWeb"/>
+      </w:pPr>
+      <w:r>
+        <w:t xml:space="preserve">The Retail-to-Mail Transfer architecture requires Aetna-hosted intermediary services that integrate with CVS’s </w:t>
+      </w:r>
+      <w:r>
+        <w:rPr>
+          <w:rStyle w:val="Strong"/>
+        </w:rPr>
+        <w:t>ClientAPI_Rxretail_to_Mail_Transfers</w:t>
+      </w:r>
+      <w:r>
+        <w:t xml:space="preserve">, a CVS Health–developed i90 API </w:t>
+      </w:r>
+    </w:p>
+    <w:p>
+      <w:r>
+        <w:t>This section defines those new Aetna services, documents the CVS APIs they consume, and maps each field and schema element to the authoritative YAML specification (</w:t>
+      </w:r>
+      <w:proofErr w:type="spellStart"/>
+      <w:r>
+        <w:rPr>
+          <w:rStyle w:val="HTMLCode"/>
+          <w:rFonts w:eastAsiaTheme="majorEastAsia"/>
+        </w:rPr>
+        <w:t>clientapi_rxretail_to_mail_</w:t>
+      </w:r>
+      <w:proofErr w:type="gramStart"/>
+      <w:r>
+        <w:rPr>
+          <w:rStyle w:val="HTMLCode"/>
+          <w:rFonts w:eastAsiaTheme="majorEastAsia"/>
+        </w:rPr>
+        <w:t>transfers.yaml</w:t>
+      </w:r>
+      <w:proofErr w:type="spellEnd"/>
+      <w:proofErr w:type="gramEnd"/>
+      <w:r>
+        <w:t>).</w:t>
+      </w:r>
+    </w:p>
+    <w:p>
+      <w:r>
+        <w:pict w14:anchorId="3A405243">
+          <v:rect id="_x0000_i1025" style="width:0;height:1.5pt" o:hralign="center" o:hrstd="t" o:hr="t" fillcolor="#a0a0a0" stroked="f"/>
+        </w:pict>
+      </w:r>
+    </w:p>
+    <w:p>
+      <w:pPr>
+        <w:pStyle w:val="Heading2"/>
+      </w:pPr>
+      <w:r>
+        <w:t>6.2 Ownership Model and Integration Boundary</w:t>
+      </w:r>
+    </w:p>
+    <w:p>
+      <w:pPr>
+        <w:pStyle w:val="NormalWeb"/>
+        <w:numPr>
+          <w:ilvl w:val="0"/>
+          <w:numId w:val="10"/>
+        </w:numPr>
+      </w:pPr>
+      <w:r>
+        <w:rPr>
+          <w:rStyle w:val="Strong"/>
+        </w:rPr>
+        <w:t>CVS Health (Provider):</w:t>
+      </w:r>
+      <w:r>
+        <w:t xml:space="preserve"> Owns and operates the i90 API infrastructure, including the ClientAPI_Rxretail_to_Mail_Transfers and the underlying LINKS and </w:t>
+      </w:r>
+      <w:proofErr w:type="spellStart"/>
+      <w:r>
+        <w:t>RxConnect</w:t>
+      </w:r>
+      <w:proofErr w:type="spellEnd"/>
+      <w:r>
+        <w:t xml:space="preserve"> systems</w:t>
+      </w:r>
+      <w:r>
+        <w:t xml:space="preserve"> </w:t>
+      </w:r>
+      <w:r>
+        <w:t xml:space="preserve">CVS I90 API </w:t>
+      </w:r>
+      <w:proofErr w:type="gramStart"/>
+      <w:r>
+        <w:t>overview</w:t>
+      </w:r>
+      <w:r>
+        <w:t xml:space="preserve"> </w:t>
+      </w:r>
+      <w:r>
+        <w:t>.</w:t>
+      </w:r>
+      <w:proofErr w:type="gramEnd"/>
+    </w:p>
+    <w:p>
+      <w:pPr>
+        <w:pStyle w:val="NormalWeb"/>
+        <w:numPr>
+          <w:ilvl w:val="0"/>
+          <w:numId w:val="10"/>
+        </w:numPr>
+      </w:pPr>
+      <w:r>
+        <w:rPr>
+          <w:rStyle w:val="Strong"/>
+        </w:rPr>
+        <w:lastRenderedPageBreak/>
+        <w:t>Aetna (Consumer):</w:t>
+      </w:r>
+      <w:r>
+        <w:t xml:space="preserve"> Implements API consumers (BFF/domain services) that invoke CVS endpoints and translate results into consistent, user-facing JSON contracts.</w:t>
+      </w:r>
+    </w:p>
+    <w:p>
+      <w:pPr>
+        <w:pStyle w:val="NormalWeb"/>
+        <w:numPr>
+          <w:ilvl w:val="0"/>
+          <w:numId w:val="10"/>
+        </w:numPr>
+      </w:pPr>
+      <w:r>
+        <w:rPr>
+          <w:rStyle w:val="Strong"/>
+        </w:rPr>
+        <w:t>AWS (Platform Layer):</w:t>
+      </w:r>
+      <w:r>
+        <w:t xml:space="preserve"> Manages routing, observability, feature flags, and authorization token exchange.</w:t>
+      </w:r>
+    </w:p>
+    <w:p>
+      <w:pPr>
+        <w:pStyle w:val="NormalWeb"/>
+      </w:pPr>
+      <w:r>
+        <w:rPr>
+          <w:rStyle w:val="Strong"/>
+        </w:rPr>
+        <w:t>Flow of control:</w:t>
+      </w:r>
+    </w:p>
+    <w:p>
+      <w:pPr>
+        <w:pStyle w:val="NormalWeb"/>
+      </w:pPr>
+      <w:r>
+        <w:t xml:space="preserve">Aetna FE → Aetna BFF → CVS i90 API (Retail-to-Mail Transfer) → </w:t>
+      </w:r>
+      <w:proofErr w:type="spellStart"/>
+      <w:r>
+        <w:t>RxConnect</w:t>
+      </w:r>
+      <w:proofErr w:type="spellEnd"/>
+      <w:r>
+        <w:t xml:space="preserve"> → Mail Order.</w:t>
+      </w:r>
+    </w:p>
+    <w:p>
+      <w:r>
+        <w:pict w14:anchorId="50A0B286">
+          <v:rect id="_x0000_i1026" style="width:0;height:1.5pt" o:hralign="center" o:hrstd="t" o:hr="t" fillcolor="#a0a0a0" stroked="f"/>
+        </w:pict>
+      </w:r>
+    </w:p>
+    <w:p>
+      <w:pPr>
+        <w:pStyle w:val="Heading2"/>
+      </w:pPr>
+      <w:r>
+        <w:t>6.3 Aetna-Hosted APIs (New Services)</w:t>
+      </w:r>
+    </w:p>
+    <w:p>
+      <w:pPr>
+        <w:pStyle w:val="Heading3"/>
+      </w:pPr>
+      <w:r>
+        <w:t xml:space="preserve">6.3.1 POST </w:t>
+      </w:r>
+      <w:r>
+        <w:rPr>
+          <w:rStyle w:val="HTMLCode"/>
+          <w:rFonts w:eastAsiaTheme="majorEastAsia"/>
+        </w:rPr>
+        <w:t>/v1/retail-to-mail/eligibility</w:t>
+      </w:r>
+    </w:p>
+    <w:p>
+      <w:pPr>
+        <w:pStyle w:val="NormalWeb"/>
+      </w:pPr>
+      <w:r>
+        <w:rPr>
+          <w:rStyle w:val="Strong"/>
+        </w:rPr>
+        <w:t>Purpose:</w:t>
+      </w:r>
+    </w:p>
+    <w:p>
+      <w:pPr>
+        <w:pStyle w:val="NormalWeb"/>
+      </w:pPr>
+      <w:r>
+        <w:t>Normalize CVS eligibility response for the app, ensuring eligibility criteria—including 90-day supply, controlled substances, and plan restrictions—are enforced consistently.</w:t>
+      </w:r>
+    </w:p>
+    <w:p>
+      <w:pPr>
+        <w:pStyle w:val="NormalWeb"/>
+      </w:pPr>
+      <w:r>
+        <w:rPr>
+          <w:rStyle w:val="Strong"/>
+        </w:rPr>
+        <w:t>Consumes:</w:t>
+      </w:r>
+      <w:r>
+        <w:t xml:space="preserve"> CVS </w:t>
+      </w:r>
+      <w:proofErr w:type="spellStart"/>
+      <w:r>
+        <w:t>GraphQL</w:t>
+      </w:r>
+      <w:proofErr w:type="spellEnd"/>
+      <w:r>
+        <w:t xml:space="preserve"> </w:t>
+      </w:r>
+      <w:proofErr w:type="spellStart"/>
+      <w:r>
+        <w:rPr>
+          <w:rStyle w:val="HTMLCode"/>
+          <w:rFonts w:eastAsiaTheme="majorEastAsia"/>
+        </w:rPr>
+        <w:t>getRetailToMailRxTransferEligibility</w:t>
+      </w:r>
+      <w:proofErr w:type="spellEnd"/>
+    </w:p>
+    <w:p>
+      <w:pPr>
+        <w:pStyle w:val="NormalWeb"/>
+      </w:pPr>
+      <w:proofErr w:type="gramStart"/>
+      <w:r>
+        <w:rPr>
+          <w:rStyle w:val="Strong"/>
+        </w:rPr>
+        <w:t>Produces</w:t>
+      </w:r>
+      <w:proofErr w:type="gramEnd"/>
+      <w:r>
+        <w:rPr>
+          <w:rStyle w:val="Strong"/>
+        </w:rPr>
+        <w:t>:</w:t>
+      </w:r>
+      <w:r>
+        <w:t xml:space="preserve"> RFC7807-compatible eligibility response.</w:t>
+      </w:r>
+    </w:p>
+    <w:p>
+      <w:pPr>
+        <w:pStyle w:val="NormalWeb"/>
+      </w:pPr>
+      <w:r>
+        <w:rPr>
+          <w:rStyle w:val="Strong"/>
+        </w:rPr>
+        <w:t>Request Example:</w:t>
+      </w:r>
+    </w:p>
+    <w:p>
+      <w:pPr>
+        <w:pStyle w:val="HTMLPreformatted"/>
+        <w:rPr>
+          <w:rStyle w:val="HTMLCode"/>
+          <w:rFonts w:eastAsiaTheme="majorEastAsia"/>
+        </w:rPr>
+      </w:pPr>
+      <w:r>
+        <w:rPr>
+          <w:rStyle w:val="hljs-punctuation"/>
+          <w:rFonts w:eastAsiaTheme="majorEastAsia"/>
+        </w:rPr>
+        <w:t>{</w:t>
+      </w:r>
+    </w:p>
+    <w:p>
+      <w:pPr>
+        <w:pStyle w:val="HTMLPreformatted"/>
+        <w:rPr>
+          <w:rStyle w:val="HTMLCode"/>
+          <w:rFonts w:eastAsiaTheme="majorEastAsia"/>
+        </w:rPr>
+      </w:pPr>
+      <w:r>
+        <w:rPr>
+          <w:rStyle w:val="HTMLCode"/>
+          <w:rFonts w:eastAsiaTheme="majorEastAsia"/>
+        </w:rPr>
+        <w:t xml:space="preserve">  </w:t>
+      </w:r>
+      <w:r>
+        <w:rPr>
+          <w:rStyle w:val="hljs-attr"/>
+        </w:rPr>
+        <w:t>"</w:t>
+      </w:r>
+      <w:proofErr w:type="spellStart"/>
+      <w:r>
+        <w:rPr>
+          <w:rStyle w:val="hljs-attr"/>
+        </w:rPr>
+        <w:t>memberId</w:t>
+      </w:r>
+      <w:proofErr w:type="spellEnd"/>
+      <w:r>
+        <w:rPr>
+          <w:rStyle w:val="hljs-attr"/>
+        </w:rPr>
+        <w:t>"</w:t>
+      </w:r>
+      <w:r>
+        <w:rPr>
+          <w:rStyle w:val="hljs-punctuation"/>
+          <w:rFonts w:eastAsiaTheme="majorEastAsia"/>
+        </w:rPr>
+        <w:t>:</w:t>
+      </w:r>
+      <w:r>
+        <w:rPr>
+          <w:rStyle w:val="HTMLCode"/>
+          <w:rFonts w:eastAsiaTheme="majorEastAsia"/>
+        </w:rPr>
+        <w:t xml:space="preserve"> </w:t>
+      </w:r>
+      <w:r>
+        <w:rPr>
+          <w:rStyle w:val="hljs-string"/>
+        </w:rPr>
+        <w:t>"A12345"</w:t>
+      </w:r>
+      <w:r>
+        <w:rPr>
+          <w:rStyle w:val="hljs-punctuation"/>
+          <w:rFonts w:eastAsiaTheme="majorEastAsia"/>
+        </w:rPr>
+        <w:t>,</w:t>
+      </w:r>
+    </w:p>
+    <w:p>
+      <w:pPr>
+        <w:pStyle w:val="HTMLPreformatted"/>
+        <w:rPr>
+          <w:rStyle w:val="HTMLCode"/>
+          <w:rFonts w:eastAsiaTheme="majorEastAsia"/>
+        </w:rPr>
+      </w:pPr>
+      <w:r>
+        <w:rPr>
+          <w:rStyle w:val="HTMLCode"/>
+          <w:rFonts w:eastAsiaTheme="majorEastAsia"/>
+        </w:rPr>
+        <w:t xml:space="preserve">  </w:t>
+      </w:r>
+      <w:r>
+        <w:rPr>
+          <w:rStyle w:val="hljs-attr"/>
+        </w:rPr>
+        <w:t>"prescription"</w:t>
+      </w:r>
+      <w:r>
+        <w:rPr>
+          <w:rStyle w:val="hljs-punctuation"/>
+          <w:rFonts w:eastAsiaTheme="majorEastAsia"/>
+        </w:rPr>
+        <w:t>:</w:t>
+      </w:r>
+      <w:r>
+        <w:rPr>
+          <w:rStyle w:val="HTMLCode"/>
+          <w:rFonts w:eastAsiaTheme="majorEastAsia"/>
+        </w:rPr>
+        <w:t xml:space="preserve"> </w:t>
+      </w:r>
+      <w:proofErr w:type="gramStart"/>
+      <w:r>
+        <w:rPr>
+          <w:rStyle w:val="hljs-punctuation"/>
+          <w:rFonts w:eastAsiaTheme="majorEastAsia"/>
+        </w:rPr>
+        <w:t>{</w:t>
+      </w:r>
+      <w:r>
+        <w:rPr>
+          <w:rStyle w:val="HTMLCode"/>
+          <w:rFonts w:eastAsiaTheme="majorEastAsia"/>
+        </w:rPr>
+        <w:t xml:space="preserve"> </w:t>
+      </w:r>
+      <w:r>
+        <w:rPr>
+          <w:rStyle w:val="hljs-attr"/>
+        </w:rPr>
+        <w:t>"</w:t>
+      </w:r>
+      <w:proofErr w:type="spellStart"/>
+      <w:proofErr w:type="gramEnd"/>
+      <w:r>
+        <w:rPr>
+          <w:rStyle w:val="hljs-attr"/>
+        </w:rPr>
+        <w:t>rxNumber</w:t>
+      </w:r>
+      <w:proofErr w:type="spellEnd"/>
+      <w:r>
+        <w:rPr>
+          <w:rStyle w:val="hljs-attr"/>
+        </w:rPr>
+        <w:t>"</w:t>
+      </w:r>
+      <w:r>
+        <w:rPr>
+          <w:rStyle w:val="hljs-punctuation"/>
+          <w:rFonts w:eastAsiaTheme="majorEastAsia"/>
+        </w:rPr>
+        <w:t>:</w:t>
+      </w:r>
+      <w:r>
+        <w:rPr>
+          <w:rStyle w:val="HTMLCode"/>
+          <w:rFonts w:eastAsiaTheme="majorEastAsia"/>
+        </w:rPr>
+        <w:t xml:space="preserve"> </w:t>
+      </w:r>
+      <w:r>
+        <w:rPr>
+          <w:rStyle w:val="hljs-string"/>
+        </w:rPr>
+        <w:t>"8901234"</w:t>
+      </w:r>
+      <w:r>
+        <w:rPr>
+          <w:rStyle w:val="hljs-punctuation"/>
+          <w:rFonts w:eastAsiaTheme="majorEastAsia"/>
+        </w:rPr>
+        <w:t>,</w:t>
+      </w:r>
+      <w:r>
+        <w:rPr>
+          <w:rStyle w:val="HTMLCode"/>
+          <w:rFonts w:eastAsiaTheme="majorEastAsia"/>
+        </w:rPr>
+        <w:t xml:space="preserve"> </w:t>
+      </w:r>
+      <w:r>
+        <w:rPr>
+          <w:rStyle w:val="hljs-attr"/>
+        </w:rPr>
+        <w:t>"</w:t>
+      </w:r>
+      <w:proofErr w:type="spellStart"/>
+      <w:r>
+        <w:rPr>
+          <w:rStyle w:val="hljs-attr"/>
+        </w:rPr>
+        <w:t>daysSupplyRemaining</w:t>
+      </w:r>
+      <w:proofErr w:type="spellEnd"/>
+      <w:r>
+        <w:rPr>
+          <w:rStyle w:val="hljs-attr"/>
+        </w:rPr>
+        <w:t>"</w:t>
+      </w:r>
+      <w:r>
+        <w:rPr>
+          <w:rStyle w:val="hljs-punctuation"/>
+          <w:rFonts w:eastAsiaTheme="majorEastAsia"/>
+        </w:rPr>
+        <w:t>:</w:t>
+      </w:r>
+      <w:r>
+        <w:rPr>
+          <w:rStyle w:val="HTMLCode"/>
+          <w:rFonts w:eastAsiaTheme="majorEastAsia"/>
+        </w:rPr>
+        <w:t xml:space="preserve"> </w:t>
+      </w:r>
+      <w:proofErr w:type="gramStart"/>
+      <w:r>
+        <w:rPr>
+          <w:rStyle w:val="hljs-number"/>
+        </w:rPr>
+        <w:t>90</w:t>
+      </w:r>
+      <w:r>
+        <w:rPr>
+          <w:rStyle w:val="HTMLCode"/>
+          <w:rFonts w:eastAsiaTheme="majorEastAsia"/>
+        </w:rPr>
+        <w:t xml:space="preserve"> </w:t>
+      </w:r>
+      <w:r>
+        <w:rPr>
+          <w:rStyle w:val="hljs-punctuation"/>
+          <w:rFonts w:eastAsiaTheme="majorEastAsia"/>
+        </w:rPr>
+        <w:t>}</w:t>
+      </w:r>
+      <w:proofErr w:type="gramEnd"/>
+      <w:r>
+        <w:rPr>
+          <w:rStyle w:val="hljs-punctuation"/>
+          <w:rFonts w:eastAsiaTheme="majorEastAsia"/>
+        </w:rPr>
+        <w:t>,</w:t>
+      </w:r>
+    </w:p>
+    <w:p>
+      <w:pPr>
+        <w:pStyle w:val="HTMLPreformatted"/>
+        <w:rPr>
+          <w:rStyle w:val="HTMLCode"/>
+          <w:rFonts w:eastAsiaTheme="majorEastAsia"/>
+        </w:rPr>
+      </w:pPr>
+      <w:r>
+        <w:rPr>
+          <w:rStyle w:val="HTMLCode"/>
+          <w:rFonts w:eastAsiaTheme="majorEastAsia"/>
+        </w:rPr>
+        <w:t xml:space="preserve">  </w:t>
+      </w:r>
+      <w:r>
+        <w:rPr>
+          <w:rStyle w:val="hljs-attr"/>
+        </w:rPr>
+        <w:t>"pharmacy"</w:t>
+      </w:r>
+      <w:r>
+        <w:rPr>
+          <w:rStyle w:val="hljs-punctuation"/>
+          <w:rFonts w:eastAsiaTheme="majorEastAsia"/>
+        </w:rPr>
+        <w:t>:</w:t>
+      </w:r>
+      <w:r>
+        <w:rPr>
+          <w:rStyle w:val="HTMLCode"/>
+          <w:rFonts w:eastAsiaTheme="majorEastAsia"/>
+        </w:rPr>
+        <w:t xml:space="preserve"> </w:t>
+      </w:r>
+      <w:proofErr w:type="gramStart"/>
+      <w:r>
+        <w:rPr>
+          <w:rStyle w:val="hljs-punctuation"/>
+          <w:rFonts w:eastAsiaTheme="majorEastAsia"/>
+        </w:rPr>
+        <w:t>{</w:t>
+      </w:r>
+      <w:r>
+        <w:rPr>
+          <w:rStyle w:val="HTMLCode"/>
+          <w:rFonts w:eastAsiaTheme="majorEastAsia"/>
+        </w:rPr>
+        <w:t xml:space="preserve"> </w:t>
+      </w:r>
+      <w:r>
+        <w:rPr>
+          <w:rStyle w:val="hljs-attr"/>
+        </w:rPr>
+        <w:t>"</w:t>
+      </w:r>
+      <w:proofErr w:type="spellStart"/>
+      <w:proofErr w:type="gramEnd"/>
+      <w:r>
+        <w:rPr>
+          <w:rStyle w:val="hljs-attr"/>
+        </w:rPr>
+        <w:t>ncpdpId</w:t>
+      </w:r>
+      <w:proofErr w:type="spellEnd"/>
+      <w:r>
+        <w:rPr>
+          <w:rStyle w:val="hljs-attr"/>
+        </w:rPr>
+        <w:t>"</w:t>
+      </w:r>
+      <w:r>
+        <w:rPr>
+          <w:rStyle w:val="hljs-punctuation"/>
+          <w:rFonts w:eastAsiaTheme="majorEastAsia"/>
+        </w:rPr>
+        <w:t>:</w:t>
+      </w:r>
+      <w:r>
+        <w:rPr>
+          <w:rStyle w:val="HTMLCode"/>
+          <w:rFonts w:eastAsiaTheme="majorEastAsia"/>
+        </w:rPr>
+        <w:t xml:space="preserve"> </w:t>
+      </w:r>
+      <w:r>
+        <w:rPr>
+          <w:rStyle w:val="hljs-string"/>
+        </w:rPr>
+        <w:t>"56789</w:t>
+      </w:r>
+      <w:proofErr w:type="gramStart"/>
+      <w:r>
+        <w:rPr>
+          <w:rStyle w:val="hljs-string"/>
+        </w:rPr>
+        <w:t>"</w:t>
+      </w:r>
+      <w:r>
+        <w:rPr>
+          <w:rStyle w:val="HTMLCode"/>
+          <w:rFonts w:eastAsiaTheme="majorEastAsia"/>
+        </w:rPr>
+        <w:t xml:space="preserve"> </w:t>
+      </w:r>
+      <w:r>
+        <w:rPr>
+          <w:rStyle w:val="hljs-punctuation"/>
+          <w:rFonts w:eastAsiaTheme="majorEastAsia"/>
+        </w:rPr>
+        <w:t>}</w:t>
+      </w:r>
+      <w:proofErr w:type="gramEnd"/>
+    </w:p>
+    <w:p>
+      <w:pPr>
+        <w:pStyle w:val="HTMLPreformatted"/>
+        <w:rPr>
+          <w:rStyle w:val="HTMLCode"/>
+          <w:rFonts w:eastAsiaTheme="majorEastAsia"/>
+        </w:rPr>
+      </w:pPr>
+      <w:r>
+        <w:rPr>
+          <w:rStyle w:val="hljs-punctuation"/>
+          <w:rFonts w:eastAsiaTheme="majorEastAsia"/>
+        </w:rPr>
+        <w:t>}</w:t>
+      </w:r>
+    </w:p>
+    <w:p>
+      <w:pPr>
+        <w:pStyle w:val="NormalWeb"/>
+      </w:pPr>
+      <w:r>
+        <w:rPr>
+          <w:rStyle w:val="Strong"/>
+        </w:rPr>
+        <w:t>Response Example:</w:t>
+      </w:r>
+    </w:p>
+    <w:p>
+      <w:pPr>
+        <w:pStyle w:val="HTMLPreformatted"/>
+        <w:rPr>
+          <w:rStyle w:val="HTMLCode"/>
+          <w:rFonts w:eastAsiaTheme="majorEastAsia"/>
+        </w:rPr>
+      </w:pPr>
+      <w:r>
+        <w:rPr>
+          <w:rStyle w:val="hljs-punctuation"/>
+          <w:rFonts w:eastAsiaTheme="majorEastAsia"/>
+        </w:rPr>
+        <w:t>{</w:t>
+      </w:r>
+    </w:p>
+    <w:p>
+      <w:pPr>
+        <w:pStyle w:val="HTMLPreformatted"/>
+        <w:rPr>
+          <w:rStyle w:val="HTMLCode"/>
+          <w:rFonts w:eastAsiaTheme="majorEastAsia"/>
+        </w:rPr>
+      </w:pPr>
+      <w:r>
+        <w:rPr>
+          <w:rStyle w:val="HTMLCode"/>
+          <w:rFonts w:eastAsiaTheme="majorEastAsia"/>
+        </w:rPr>
+        <w:t xml:space="preserve">  </w:t>
+      </w:r>
+      <w:r>
+        <w:rPr>
+          <w:rStyle w:val="hljs-attr"/>
+        </w:rPr>
+        <w:t>"eligible"</w:t>
+      </w:r>
+      <w:r>
+        <w:rPr>
+          <w:rStyle w:val="hljs-punctuation"/>
+          <w:rFonts w:eastAsiaTheme="majorEastAsia"/>
+        </w:rPr>
+        <w:t>:</w:t>
+      </w:r>
+      <w:r>
+        <w:rPr>
+          <w:rStyle w:val="HTMLCode"/>
+          <w:rFonts w:eastAsiaTheme="majorEastAsia"/>
+        </w:rPr>
+        <w:t xml:space="preserve"> </w:t>
+      </w:r>
+      <w:r>
+        <w:rPr>
+          <w:rStyle w:val="hljs-keyword"/>
+        </w:rPr>
+        <w:t>true</w:t>
+      </w:r>
+      <w:r>
+        <w:rPr>
+          <w:rStyle w:val="hljs-punctuation"/>
+          <w:rFonts w:eastAsiaTheme="majorEastAsia"/>
+        </w:rPr>
+        <w:t>,</w:t>
+      </w:r>
+    </w:p>
+    <w:p>
+      <w:pPr>
+        <w:pStyle w:val="HTMLPreformatted"/>
+        <w:rPr>
+          <w:rStyle w:val="HTMLCode"/>
+          <w:rFonts w:eastAsiaTheme="majorEastAsia"/>
+        </w:rPr>
+      </w:pPr>
+      <w:r>
+        <w:rPr>
+          <w:rStyle w:val="HTMLCode"/>
+          <w:rFonts w:eastAsiaTheme="majorEastAsia"/>
+        </w:rPr>
+        <w:t xml:space="preserve">  </w:t>
+      </w:r>
+      <w:r>
+        <w:rPr>
+          <w:rStyle w:val="hljs-attr"/>
+        </w:rPr>
+        <w:t>"</w:t>
+      </w:r>
+      <w:proofErr w:type="spellStart"/>
+      <w:r>
+        <w:rPr>
+          <w:rStyle w:val="hljs-attr"/>
+        </w:rPr>
+        <w:t>reasonCode</w:t>
+      </w:r>
+      <w:proofErr w:type="spellEnd"/>
+      <w:r>
+        <w:rPr>
+          <w:rStyle w:val="hljs-attr"/>
+        </w:rPr>
+        <w:t>"</w:t>
+      </w:r>
+      <w:r>
+        <w:rPr>
+          <w:rStyle w:val="hljs-punctuation"/>
+          <w:rFonts w:eastAsiaTheme="majorEastAsia"/>
+        </w:rPr>
+        <w:t>:</w:t>
+      </w:r>
+      <w:r>
+        <w:rPr>
+          <w:rStyle w:val="HTMLCode"/>
+          <w:rFonts w:eastAsiaTheme="majorEastAsia"/>
+        </w:rPr>
+        <w:t xml:space="preserve"> </w:t>
+      </w:r>
+      <w:r>
+        <w:rPr>
+          <w:rStyle w:val="hljs-string"/>
+        </w:rPr>
+        <w:t>"EL01"</w:t>
+      </w:r>
+      <w:r>
+        <w:rPr>
+          <w:rStyle w:val="hljs-punctuation"/>
+          <w:rFonts w:eastAsiaTheme="majorEastAsia"/>
+        </w:rPr>
+        <w:t>,</w:t>
+      </w:r>
+    </w:p>
+    <w:p>
+      <w:pPr>
+        <w:pStyle w:val="HTMLPreformatted"/>
+        <w:rPr>
+          <w:rStyle w:val="HTMLCode"/>
+          <w:rFonts w:eastAsiaTheme="majorEastAsia"/>
+        </w:rPr>
+      </w:pPr>
+      <w:r>
+        <w:rPr>
+          <w:rStyle w:val="HTMLCode"/>
+          <w:rFonts w:eastAsiaTheme="majorEastAsia"/>
+        </w:rPr>
+        <w:t xml:space="preserve">  </w:t>
+      </w:r>
+      <w:r>
+        <w:rPr>
+          <w:rStyle w:val="hljs-attr"/>
+        </w:rPr>
+        <w:t>"</w:t>
+      </w:r>
+      <w:proofErr w:type="spellStart"/>
+      <w:r>
+        <w:rPr>
+          <w:rStyle w:val="hljs-attr"/>
+        </w:rPr>
+        <w:t>reasonText</w:t>
+      </w:r>
+      <w:proofErr w:type="spellEnd"/>
+      <w:r>
+        <w:rPr>
+          <w:rStyle w:val="hljs-attr"/>
+        </w:rPr>
+        <w:t>"</w:t>
+      </w:r>
+      <w:r>
+        <w:rPr>
+          <w:rStyle w:val="hljs-punctuation"/>
+          <w:rFonts w:eastAsiaTheme="majorEastAsia"/>
+        </w:rPr>
+        <w:t>:</w:t>
+      </w:r>
+      <w:r>
+        <w:rPr>
+          <w:rStyle w:val="HTMLCode"/>
+          <w:rFonts w:eastAsiaTheme="majorEastAsia"/>
+        </w:rPr>
+        <w:t xml:space="preserve"> </w:t>
+      </w:r>
+      <w:r>
+        <w:rPr>
+          <w:rStyle w:val="hljs-string"/>
+        </w:rPr>
+        <w:t>"Eligible for direct mail transfer"</w:t>
+      </w:r>
+      <w:r>
+        <w:rPr>
+          <w:rStyle w:val="hljs-punctuation"/>
+          <w:rFonts w:eastAsiaTheme="majorEastAsia"/>
+        </w:rPr>
+        <w:t>,</w:t>
+      </w:r>
+    </w:p>
+    <w:p>
+      <w:pPr>
+        <w:pStyle w:val="HTMLPreformatted"/>
+        <w:rPr>
+          <w:rStyle w:val="HTMLCode"/>
+          <w:rFonts w:eastAsiaTheme="majorEastAsia"/>
+        </w:rPr>
+      </w:pPr>
+      <w:r>
+        <w:rPr>
+          <w:rStyle w:val="HTMLCode"/>
+          <w:rFonts w:eastAsiaTheme="majorEastAsia"/>
+        </w:rPr>
+        <w:t xml:space="preserve">  </w:t>
+      </w:r>
+      <w:r>
+        <w:rPr>
+          <w:rStyle w:val="hljs-attr"/>
+        </w:rPr>
+        <w:t>"</w:t>
+      </w:r>
+      <w:proofErr w:type="spellStart"/>
+      <w:r>
+        <w:rPr>
+          <w:rStyle w:val="hljs-attr"/>
+        </w:rPr>
+        <w:t>cvsCorrelationId</w:t>
+      </w:r>
+      <w:proofErr w:type="spellEnd"/>
+      <w:r>
+        <w:rPr>
+          <w:rStyle w:val="hljs-attr"/>
+        </w:rPr>
+        <w:t>"</w:t>
+      </w:r>
+      <w:r>
+        <w:rPr>
+          <w:rStyle w:val="hljs-punctuation"/>
+          <w:rFonts w:eastAsiaTheme="majorEastAsia"/>
+        </w:rPr>
+        <w:t>:</w:t>
+      </w:r>
+      <w:r>
+        <w:rPr>
+          <w:rStyle w:val="HTMLCode"/>
+          <w:rFonts w:eastAsiaTheme="majorEastAsia"/>
+        </w:rPr>
+        <w:t xml:space="preserve"> </w:t>
+      </w:r>
+      <w:r>
+        <w:rPr>
+          <w:rStyle w:val="hljs-string"/>
+        </w:rPr>
+        <w:t>"XYZ1234"</w:t>
+      </w:r>
+    </w:p>
+    <w:p>
+      <w:pPr>
+        <w:pStyle w:val="HTMLPreformatted"/>
+        <w:rPr>
+          <w:rStyle w:val="HTMLCode"/>
+          <w:rFonts w:eastAsiaTheme="majorEastAsia"/>
+        </w:rPr>
+      </w:pPr>
+      <w:r>
+        <w:rPr>
+          <w:rStyle w:val="hljs-punctuation"/>
+          <w:rFonts w:eastAsiaTheme="majorEastAsia"/>
+        </w:rPr>
+        <w:t>}</w:t>
+      </w:r>
+    </w:p>
+    <w:p>
+      <w:r>
+        <w:pict w14:anchorId="3FEDA4E2">
+          <v:rect id="_x0000_i1027" style="width:0;height:1.5pt" o:hralign="center" o:hrstd="t" o:hr="t" fillcolor="#a0a0a0" stroked="f"/>
+        </w:pict>
+      </w:r>
+    </w:p>
+    <w:p>
+      <w:pPr>
+        <w:pStyle w:val="Heading3"/>
+      </w:pPr>
+      <w:r>
+        <w:t xml:space="preserve">6.3.2 POST </w:t>
+      </w:r>
+      <w:r>
+        <w:rPr>
+          <w:rStyle w:val="HTMLCode"/>
+          <w:rFonts w:eastAsiaTheme="majorEastAsia"/>
+        </w:rPr>
+        <w:t>/v1/retail-to-mail/transfer</w:t>
+      </w:r>
+    </w:p>
+    <w:p>
+      <w:pPr>
+        <w:pStyle w:val="NormalWeb"/>
+      </w:pPr>
+      <w:r>
+        <w:rPr>
+          <w:rStyle w:val="Strong"/>
+        </w:rPr>
+        <w:t>Purpose:</w:t>
+      </w:r>
+    </w:p>
+    <w:p>
+      <w:pPr>
+        <w:pStyle w:val="NormalWeb"/>
+      </w:pPr>
+      <w:r>
+        <w:lastRenderedPageBreak/>
+        <w:t>Submit a retail-to-mail transfer request after eligibility success.</w:t>
+      </w:r>
+    </w:p>
+    <w:p>
+      <w:pPr>
+        <w:pStyle w:val="NormalWeb"/>
+        <w:rPr>
+          <w:rStyle w:val="relative"/>
+          <w:rFonts w:eastAsiaTheme="majorEastAsia"/>
+        </w:rPr>
+      </w:pPr>
+      <w:r>
+        <w:rPr>
+          <w:rStyle w:val="Strong"/>
+        </w:rPr>
+        <w:t>Consumes:</w:t>
+      </w:r>
+      <w:r>
+        <w:t xml:space="preserve"> CVS REST </w:t>
+      </w:r>
+      <w:r>
+        <w:rPr>
+          <w:rStyle w:val="HTMLCode"/>
+          <w:rFonts w:eastAsiaTheme="majorEastAsia"/>
+        </w:rPr>
+        <w:t>/</w:t>
+      </w:r>
+      <w:proofErr w:type="spellStart"/>
+      <w:r>
+        <w:rPr>
+          <w:rStyle w:val="HTMLCode"/>
+          <w:rFonts w:eastAsiaTheme="majorEastAsia"/>
+        </w:rPr>
+        <w:t>submitRetailToMailRxTransfer</w:t>
+      </w:r>
+      <w:proofErr w:type="spellEnd"/>
+      <w:r>
+        <w:t xml:space="preserve"> (from YAML spec)</w:t>
+      </w:r>
+    </w:p>
+    <w:p>
+      <w:pPr>
+        <w:pStyle w:val="not-prose"/>
+        <w:rPr>
+          <w:rFonts w:eastAsiaTheme="majorEastAsia"/>
+        </w:rPr>
+      </w:pPr>
+      <w:proofErr w:type="spellStart"/>
+      <w:r>
+        <w:t>clientapi_rxretail_to_mail_tran</w:t>
+      </w:r>
+      <w:proofErr w:type="spellEnd"/>
+      <w:r>
+        <w:t>…</w:t>
+      </w:r>
+    </w:p>
+    <w:p>
+      <w:proofErr w:type="gramStart"/>
+      <w:r>
+        <w:rPr>
+          <w:rStyle w:val="Strong"/>
+        </w:rPr>
+        <w:t>Produces</w:t>
+      </w:r>
+      <w:proofErr w:type="gramEnd"/>
+      <w:r>
+        <w:rPr>
+          <w:rStyle w:val="Strong"/>
+        </w:rPr>
+        <w:t>:</w:t>
+      </w:r>
+      <w:r>
+        <w:t xml:space="preserve"> A unified status block returned to the FE.</w:t>
+      </w:r>
+    </w:p>
+    <w:p>
+      <w:pPr>
+        <w:pStyle w:val="NormalWeb"/>
+      </w:pPr>
+      <w:r>
+        <w:rPr>
+          <w:rStyle w:val="Strong"/>
+        </w:rPr>
+        <w:t>Request Example:</w:t>
+      </w:r>
+    </w:p>
+    <w:p>
+      <w:pPr>
+        <w:pStyle w:val="HTMLPreformatted"/>
+        <w:rPr>
+          <w:rStyle w:val="HTMLCode"/>
+          <w:rFonts w:eastAsiaTheme="majorEastAsia"/>
+        </w:rPr>
+      </w:pPr>
+      <w:r>
+        <w:rPr>
+          <w:rStyle w:val="hljs-punctuation"/>
+          <w:rFonts w:eastAsiaTheme="majorEastAsia"/>
+        </w:rPr>
+        <w:t>{</w:t>
+      </w:r>
+    </w:p>
+    <w:p>
+      <w:pPr>
+        <w:pStyle w:val="HTMLPreformatted"/>
+        <w:rPr>
+          <w:rStyle w:val="HTMLCode"/>
+          <w:rFonts w:eastAsiaTheme="majorEastAsia"/>
+        </w:rPr>
+      </w:pPr>
+      <w:r>
+        <w:rPr>
+          <w:rStyle w:val="HTMLCode"/>
+          <w:rFonts w:eastAsiaTheme="majorEastAsia"/>
+        </w:rPr>
+        <w:t xml:space="preserve">  </w:t>
+      </w:r>
+      <w:r>
+        <w:rPr>
+          <w:rStyle w:val="hljs-attr"/>
+        </w:rPr>
+        <w:t>"</w:t>
+      </w:r>
+      <w:proofErr w:type="spellStart"/>
+      <w:r>
+        <w:rPr>
+          <w:rStyle w:val="hljs-attr"/>
+        </w:rPr>
+        <w:t>transactionId</w:t>
+      </w:r>
+      <w:proofErr w:type="spellEnd"/>
+      <w:r>
+        <w:rPr>
+          <w:rStyle w:val="hljs-attr"/>
+        </w:rPr>
+        <w:t>"</w:t>
+      </w:r>
+      <w:r>
+        <w:rPr>
+          <w:rStyle w:val="hljs-punctuation"/>
+          <w:rFonts w:eastAsiaTheme="majorEastAsia"/>
+        </w:rPr>
+        <w:t>:</w:t>
+      </w:r>
+      <w:r>
+        <w:rPr>
+          <w:rStyle w:val="HTMLCode"/>
+          <w:rFonts w:eastAsiaTheme="majorEastAsia"/>
+        </w:rPr>
+        <w:t xml:space="preserve"> </w:t>
+      </w:r>
+      <w:r>
+        <w:rPr>
+          <w:rStyle w:val="hljs-string"/>
+        </w:rPr>
+        <w:t>"T20251015-001"</w:t>
+      </w:r>
+      <w:r>
+        <w:rPr>
+          <w:rStyle w:val="hljs-punctuation"/>
+          <w:rFonts w:eastAsiaTheme="majorEastAsia"/>
+        </w:rPr>
+        <w:t>,</w:t>
+      </w:r>
+    </w:p>
+    <w:p>
+      <w:pPr>
+        <w:pStyle w:val="HTMLPreformatted"/>
+        <w:rPr>
+          <w:rStyle w:val="HTMLCode"/>
+          <w:rFonts w:eastAsiaTheme="majorEastAsia"/>
+        </w:rPr>
+      </w:pPr>
+      <w:r>
+        <w:rPr>
+          <w:rStyle w:val="HTMLCode"/>
+          <w:rFonts w:eastAsiaTheme="majorEastAsia"/>
+        </w:rPr>
+        <w:t xml:space="preserve">  </w:t>
+      </w:r>
+      <w:r>
+        <w:rPr>
+          <w:rStyle w:val="hljs-attr"/>
+        </w:rPr>
+        <w:t>"</w:t>
+      </w:r>
+      <w:proofErr w:type="spellStart"/>
+      <w:r>
+        <w:rPr>
+          <w:rStyle w:val="hljs-attr"/>
+        </w:rPr>
+        <w:t>memberId</w:t>
+      </w:r>
+      <w:proofErr w:type="spellEnd"/>
+      <w:r>
+        <w:rPr>
+          <w:rStyle w:val="hljs-attr"/>
+        </w:rPr>
+        <w:t>"</w:t>
+      </w:r>
+      <w:r>
+        <w:rPr>
+          <w:rStyle w:val="hljs-punctuation"/>
+          <w:rFonts w:eastAsiaTheme="majorEastAsia"/>
+        </w:rPr>
+        <w:t>:</w:t>
+      </w:r>
+      <w:r>
+        <w:rPr>
+          <w:rStyle w:val="HTMLCode"/>
+          <w:rFonts w:eastAsiaTheme="majorEastAsia"/>
+        </w:rPr>
+        <w:t xml:space="preserve"> </w:t>
+      </w:r>
+      <w:r>
+        <w:rPr>
+          <w:rStyle w:val="hljs-string"/>
+        </w:rPr>
+        <w:t>"A12345"</w:t>
+      </w:r>
+      <w:r>
+        <w:rPr>
+          <w:rStyle w:val="hljs-punctuation"/>
+          <w:rFonts w:eastAsiaTheme="majorEastAsia"/>
+        </w:rPr>
+        <w:t>,</w:t>
+      </w:r>
+    </w:p>
+    <w:p>
+      <w:pPr>
+        <w:pStyle w:val="HTMLPreformatted"/>
+        <w:rPr>
+          <w:rStyle w:val="HTMLCode"/>
+          <w:rFonts w:eastAsiaTheme="majorEastAsia"/>
+        </w:rPr>
+      </w:pPr>
+      <w:r>
+        <w:rPr>
+          <w:rStyle w:val="HTMLCode"/>
+          <w:rFonts w:eastAsiaTheme="majorEastAsia"/>
+        </w:rPr>
+        <w:t xml:space="preserve">  </w:t>
+      </w:r>
+      <w:r>
+        <w:rPr>
+          <w:rStyle w:val="hljs-attr"/>
+        </w:rPr>
+        <w:t>"</w:t>
+      </w:r>
+      <w:proofErr w:type="spellStart"/>
+      <w:r>
+        <w:rPr>
+          <w:rStyle w:val="hljs-attr"/>
+        </w:rPr>
+        <w:t>prescriptionNumber</w:t>
+      </w:r>
+      <w:proofErr w:type="spellEnd"/>
+      <w:r>
+        <w:rPr>
+          <w:rStyle w:val="hljs-attr"/>
+        </w:rPr>
+        <w:t>"</w:t>
+      </w:r>
+      <w:r>
+        <w:rPr>
+          <w:rStyle w:val="hljs-punctuation"/>
+          <w:rFonts w:eastAsiaTheme="majorEastAsia"/>
+        </w:rPr>
+        <w:t>:</w:t>
+      </w:r>
+      <w:r>
+        <w:rPr>
+          <w:rStyle w:val="HTMLCode"/>
+          <w:rFonts w:eastAsiaTheme="majorEastAsia"/>
+        </w:rPr>
+        <w:t xml:space="preserve"> </w:t>
+      </w:r>
+      <w:r>
+        <w:rPr>
+          <w:rStyle w:val="hljs-string"/>
+        </w:rPr>
+        <w:t>"8901234"</w:t>
+      </w:r>
+      <w:r>
+        <w:rPr>
+          <w:rStyle w:val="hljs-punctuation"/>
+          <w:rFonts w:eastAsiaTheme="majorEastAsia"/>
+        </w:rPr>
+        <w:t>,</w:t>
+      </w:r>
+    </w:p>
+    <w:p>
+      <w:pPr>
+        <w:pStyle w:val="HTMLPreformatted"/>
+        <w:rPr>
+          <w:rStyle w:val="HTMLCode"/>
+          <w:rFonts w:eastAsiaTheme="majorEastAsia"/>
+        </w:rPr>
+      </w:pPr>
+      <w:r>
+        <w:rPr>
+          <w:rStyle w:val="HTMLCode"/>
+          <w:rFonts w:eastAsiaTheme="majorEastAsia"/>
+        </w:rPr>
+        <w:t xml:space="preserve">  </w:t>
+      </w:r>
+      <w:r>
+        <w:rPr>
+          <w:rStyle w:val="hljs-attr"/>
+        </w:rPr>
+        <w:t>"prescriber"</w:t>
+      </w:r>
+      <w:r>
+        <w:rPr>
+          <w:rStyle w:val="hljs-punctuation"/>
+          <w:rFonts w:eastAsiaTheme="majorEastAsia"/>
+        </w:rPr>
+        <w:t>:</w:t>
+      </w:r>
+      <w:r>
+        <w:rPr>
+          <w:rStyle w:val="HTMLCode"/>
+          <w:rFonts w:eastAsiaTheme="majorEastAsia"/>
+        </w:rPr>
+        <w:t xml:space="preserve"> </w:t>
+      </w:r>
+      <w:proofErr w:type="gramStart"/>
+      <w:r>
+        <w:rPr>
+          <w:rStyle w:val="hljs-punctuation"/>
+          <w:rFonts w:eastAsiaTheme="majorEastAsia"/>
+        </w:rPr>
+        <w:t>{</w:t>
+      </w:r>
+      <w:r>
+        <w:rPr>
+          <w:rStyle w:val="HTMLCode"/>
+          <w:rFonts w:eastAsiaTheme="majorEastAsia"/>
+        </w:rPr>
+        <w:t xml:space="preserve"> </w:t>
+      </w:r>
+      <w:r>
+        <w:rPr>
+          <w:rStyle w:val="hljs-attr"/>
+        </w:rPr>
+        <w:t>"</w:t>
+      </w:r>
+      <w:proofErr w:type="spellStart"/>
+      <w:proofErr w:type="gramEnd"/>
+      <w:r>
+        <w:rPr>
+          <w:rStyle w:val="hljs-attr"/>
+        </w:rPr>
+        <w:t>spiId</w:t>
+      </w:r>
+      <w:proofErr w:type="spellEnd"/>
+      <w:r>
+        <w:rPr>
+          <w:rStyle w:val="hljs-attr"/>
+        </w:rPr>
+        <w:t>"</w:t>
+      </w:r>
+      <w:r>
+        <w:rPr>
+          <w:rStyle w:val="hljs-punctuation"/>
+          <w:rFonts w:eastAsiaTheme="majorEastAsia"/>
+        </w:rPr>
+        <w:t>:</w:t>
+      </w:r>
+      <w:r>
+        <w:rPr>
+          <w:rStyle w:val="HTMLCode"/>
+          <w:rFonts w:eastAsiaTheme="majorEastAsia"/>
+        </w:rPr>
+        <w:t xml:space="preserve"> </w:t>
+      </w:r>
+      <w:r>
+        <w:rPr>
+          <w:rStyle w:val="hljs-string"/>
+        </w:rPr>
+        <w:t>"SP0009</w:t>
+      </w:r>
+      <w:proofErr w:type="gramStart"/>
+      <w:r>
+        <w:rPr>
+          <w:rStyle w:val="hljs-string"/>
+        </w:rPr>
+        <w:t>"</w:t>
+      </w:r>
+      <w:r>
+        <w:rPr>
+          <w:rStyle w:val="HTMLCode"/>
+          <w:rFonts w:eastAsiaTheme="majorEastAsia"/>
+        </w:rPr>
+        <w:t xml:space="preserve"> </w:t>
+      </w:r>
+      <w:r>
+        <w:rPr>
+          <w:rStyle w:val="hljs-punctuation"/>
+          <w:rFonts w:eastAsiaTheme="majorEastAsia"/>
+        </w:rPr>
+        <w:t>}</w:t>
+      </w:r>
+      <w:proofErr w:type="gramEnd"/>
+      <w:r>
+        <w:rPr>
+          <w:rStyle w:val="hljs-punctuation"/>
+          <w:rFonts w:eastAsiaTheme="majorEastAsia"/>
+        </w:rPr>
+        <w:t>,</w:t>
+      </w:r>
+    </w:p>
+    <w:p>
+      <w:pPr>
+        <w:pStyle w:val="HTMLPreformatted"/>
+        <w:rPr>
+          <w:rStyle w:val="HTMLCode"/>
+          <w:rFonts w:eastAsiaTheme="majorEastAsia"/>
+        </w:rPr>
+      </w:pPr>
+      <w:r>
+        <w:rPr>
+          <w:rStyle w:val="HTMLCode"/>
+          <w:rFonts w:eastAsiaTheme="majorEastAsia"/>
+        </w:rPr>
+        <w:t xml:space="preserve">  </w:t>
+      </w:r>
+      <w:r>
+        <w:rPr>
+          <w:rStyle w:val="hljs-attr"/>
+        </w:rPr>
+        <w:t>"pharmacy"</w:t>
+      </w:r>
+      <w:r>
+        <w:rPr>
+          <w:rStyle w:val="hljs-punctuation"/>
+          <w:rFonts w:eastAsiaTheme="majorEastAsia"/>
+        </w:rPr>
+        <w:t>:</w:t>
+      </w:r>
+      <w:r>
+        <w:rPr>
+          <w:rStyle w:val="HTMLCode"/>
+          <w:rFonts w:eastAsiaTheme="majorEastAsia"/>
+        </w:rPr>
+        <w:t xml:space="preserve"> </w:t>
+      </w:r>
+      <w:proofErr w:type="gramStart"/>
+      <w:r>
+        <w:rPr>
+          <w:rStyle w:val="hljs-punctuation"/>
+          <w:rFonts w:eastAsiaTheme="majorEastAsia"/>
+        </w:rPr>
+        <w:t>{</w:t>
+      </w:r>
+      <w:r>
+        <w:rPr>
+          <w:rStyle w:val="HTMLCode"/>
+          <w:rFonts w:eastAsiaTheme="majorEastAsia"/>
+        </w:rPr>
+        <w:t xml:space="preserve"> </w:t>
+      </w:r>
+      <w:r>
+        <w:rPr>
+          <w:rStyle w:val="hljs-attr"/>
+        </w:rPr>
+        <w:t>"</w:t>
+      </w:r>
+      <w:proofErr w:type="spellStart"/>
+      <w:proofErr w:type="gramEnd"/>
+      <w:r>
+        <w:rPr>
+          <w:rStyle w:val="hljs-attr"/>
+        </w:rPr>
+        <w:t>ncpdpId</w:t>
+      </w:r>
+      <w:proofErr w:type="spellEnd"/>
+      <w:r>
+        <w:rPr>
+          <w:rStyle w:val="hljs-attr"/>
+        </w:rPr>
+        <w:t>"</w:t>
+      </w:r>
+      <w:r>
+        <w:rPr>
+          <w:rStyle w:val="hljs-punctuation"/>
+          <w:rFonts w:eastAsiaTheme="majorEastAsia"/>
+        </w:rPr>
+        <w:t>:</w:t>
+      </w:r>
+      <w:r>
+        <w:rPr>
+          <w:rStyle w:val="HTMLCode"/>
+          <w:rFonts w:eastAsiaTheme="majorEastAsia"/>
+        </w:rPr>
+        <w:t xml:space="preserve"> </w:t>
+      </w:r>
+      <w:r>
+        <w:rPr>
+          <w:rStyle w:val="hljs-string"/>
+        </w:rPr>
+        <w:t>"56789</w:t>
+      </w:r>
+      <w:proofErr w:type="gramStart"/>
+      <w:r>
+        <w:rPr>
+          <w:rStyle w:val="hljs-string"/>
+        </w:rPr>
+        <w:t>"</w:t>
+      </w:r>
+      <w:r>
+        <w:rPr>
+          <w:rStyle w:val="HTMLCode"/>
+          <w:rFonts w:eastAsiaTheme="majorEastAsia"/>
+        </w:rPr>
+        <w:t xml:space="preserve"> </w:t>
+      </w:r>
+      <w:r>
+        <w:rPr>
+          <w:rStyle w:val="hljs-punctuation"/>
+          <w:rFonts w:eastAsiaTheme="majorEastAsia"/>
+        </w:rPr>
+        <w:t>}</w:t>
+      </w:r>
+      <w:proofErr w:type="gramEnd"/>
+    </w:p>
+    <w:p>
+      <w:pPr>
+        <w:pStyle w:val="HTMLPreformatted"/>
+        <w:rPr>
+          <w:rStyle w:val="HTMLCode"/>
+          <w:rFonts w:eastAsiaTheme="majorEastAsia"/>
+        </w:rPr>
+      </w:pPr>
+      <w:r>
+        <w:rPr>
+          <w:rStyle w:val="hljs-punctuation"/>
+          <w:rFonts w:eastAsiaTheme="majorEastAsia"/>
+        </w:rPr>
+        <w:t>}</w:t>
+      </w:r>
+    </w:p>
+    <w:p>
+      <w:pPr>
+        <w:pStyle w:val="NormalWeb"/>
+      </w:pPr>
+      <w:r>
+        <w:rPr>
+          <w:rStyle w:val="Strong"/>
+        </w:rPr>
+        <w:t>Response Example:</w:t>
+      </w:r>
+    </w:p>
+    <w:p>
+      <w:pPr>
+        <w:pStyle w:val="HTMLPreformatted"/>
+        <w:rPr>
+          <w:rStyle w:val="HTMLCode"/>
+          <w:rFonts w:eastAsiaTheme="majorEastAsia"/>
+        </w:rPr>
+      </w:pPr>
+      <w:r>
+        <w:rPr>
+          <w:rStyle w:val="hljs-punctuation"/>
+          <w:rFonts w:eastAsiaTheme="majorEastAsia"/>
+        </w:rPr>
+        <w:t>{</w:t>
+      </w:r>
+    </w:p>
+    <w:p>
+      <w:pPr>
+        <w:pStyle w:val="HTMLPreformatted"/>
+        <w:rPr>
+          <w:rStyle w:val="HTMLCode"/>
+          <w:rFonts w:eastAsiaTheme="majorEastAsia"/>
+        </w:rPr>
+      </w:pPr>
+      <w:r>
+        <w:rPr>
+          <w:rStyle w:val="HTMLCode"/>
+          <w:rFonts w:eastAsiaTheme="majorEastAsia"/>
+        </w:rPr>
+        <w:t xml:space="preserve">  </w:t>
+      </w:r>
+      <w:r>
+        <w:rPr>
+          <w:rStyle w:val="hljs-attr"/>
+        </w:rPr>
+        <w:t>"</w:t>
+      </w:r>
+      <w:proofErr w:type="spellStart"/>
+      <w:r>
+        <w:rPr>
+          <w:rStyle w:val="hljs-attr"/>
+        </w:rPr>
+        <w:t>statusCode</w:t>
+      </w:r>
+      <w:proofErr w:type="spellEnd"/>
+      <w:r>
+        <w:rPr>
+          <w:rStyle w:val="hljs-attr"/>
+        </w:rPr>
+        <w:t>"</w:t>
+      </w:r>
+      <w:r>
+        <w:rPr>
+          <w:rStyle w:val="hljs-punctuation"/>
+          <w:rFonts w:eastAsiaTheme="majorEastAsia"/>
+        </w:rPr>
+        <w:t>:</w:t>
+      </w:r>
+      <w:r>
+        <w:rPr>
+          <w:rStyle w:val="HTMLCode"/>
+          <w:rFonts w:eastAsiaTheme="majorEastAsia"/>
+        </w:rPr>
+        <w:t xml:space="preserve"> </w:t>
+      </w:r>
+      <w:r>
+        <w:rPr>
+          <w:rStyle w:val="hljs-string"/>
+        </w:rPr>
+        <w:t>"0000"</w:t>
+      </w:r>
+      <w:r>
+        <w:rPr>
+          <w:rStyle w:val="hljs-punctuation"/>
+          <w:rFonts w:eastAsiaTheme="majorEastAsia"/>
+        </w:rPr>
+        <w:t>,</w:t>
+      </w:r>
+    </w:p>
+    <w:p>
+      <w:pPr>
+        <w:pStyle w:val="HTMLPreformatted"/>
+        <w:rPr>
+          <w:rStyle w:val="HTMLCode"/>
+          <w:rFonts w:eastAsiaTheme="majorEastAsia"/>
+        </w:rPr>
+      </w:pPr>
+      <w:r>
+        <w:rPr>
+          <w:rStyle w:val="HTMLCode"/>
+          <w:rFonts w:eastAsiaTheme="majorEastAsia"/>
+        </w:rPr>
+        <w:t xml:space="preserve">  </w:t>
+      </w:r>
+      <w:r>
+        <w:rPr>
+          <w:rStyle w:val="hljs-attr"/>
+        </w:rPr>
+        <w:t>"</w:t>
+      </w:r>
+      <w:proofErr w:type="spellStart"/>
+      <w:r>
+        <w:rPr>
+          <w:rStyle w:val="hljs-attr"/>
+        </w:rPr>
+        <w:t>statusDescription</w:t>
+      </w:r>
+      <w:proofErr w:type="spellEnd"/>
+      <w:r>
+        <w:rPr>
+          <w:rStyle w:val="hljs-attr"/>
+        </w:rPr>
+        <w:t>"</w:t>
+      </w:r>
+      <w:r>
+        <w:rPr>
+          <w:rStyle w:val="hljs-punctuation"/>
+          <w:rFonts w:eastAsiaTheme="majorEastAsia"/>
+        </w:rPr>
+        <w:t>:</w:t>
+      </w:r>
+      <w:r>
+        <w:rPr>
+          <w:rStyle w:val="HTMLCode"/>
+          <w:rFonts w:eastAsiaTheme="majorEastAsia"/>
+        </w:rPr>
+        <w:t xml:space="preserve"> </w:t>
+      </w:r>
+      <w:r>
+        <w:rPr>
+          <w:rStyle w:val="hljs-string"/>
+        </w:rPr>
+        <w:t>"Success"</w:t>
+      </w:r>
+      <w:r>
+        <w:rPr>
+          <w:rStyle w:val="hljs-punctuation"/>
+          <w:rFonts w:eastAsiaTheme="majorEastAsia"/>
+        </w:rPr>
+        <w:t>,</w:t>
+      </w:r>
+    </w:p>
+    <w:p>
+      <w:pPr>
+        <w:pStyle w:val="HTMLPreformatted"/>
+        <w:rPr>
+          <w:rStyle w:val="HTMLCode"/>
+          <w:rFonts w:eastAsiaTheme="majorEastAsia"/>
+        </w:rPr>
+      </w:pPr>
+      <w:r>
+        <w:rPr>
+          <w:rStyle w:val="HTMLCode"/>
+          <w:rFonts w:eastAsiaTheme="majorEastAsia"/>
+        </w:rPr>
+        <w:t xml:space="preserve">  </w:t>
+      </w:r>
+      <w:r>
+        <w:rPr>
+          <w:rStyle w:val="hljs-attr"/>
+        </w:rPr>
+        <w:t>"</w:t>
+      </w:r>
+      <w:proofErr w:type="spellStart"/>
+      <w:r>
+        <w:rPr>
+          <w:rStyle w:val="hljs-attr"/>
+        </w:rPr>
+        <w:t>orderId</w:t>
+      </w:r>
+      <w:proofErr w:type="spellEnd"/>
+      <w:r>
+        <w:rPr>
+          <w:rStyle w:val="hljs-attr"/>
+        </w:rPr>
+        <w:t>"</w:t>
+      </w:r>
+      <w:r>
+        <w:rPr>
+          <w:rStyle w:val="hljs-punctuation"/>
+          <w:rFonts w:eastAsiaTheme="majorEastAsia"/>
+        </w:rPr>
+        <w:t>:</w:t>
+      </w:r>
+      <w:r>
+        <w:rPr>
+          <w:rStyle w:val="HTMLCode"/>
+          <w:rFonts w:eastAsiaTheme="majorEastAsia"/>
+        </w:rPr>
+        <w:t xml:space="preserve"> </w:t>
+      </w:r>
+      <w:r>
+        <w:rPr>
+          <w:rStyle w:val="hljs-string"/>
+        </w:rPr>
+        <w:t>"MO123456789"</w:t>
+      </w:r>
+      <w:r>
+        <w:rPr>
+          <w:rStyle w:val="hljs-punctuation"/>
+          <w:rFonts w:eastAsiaTheme="majorEastAsia"/>
+        </w:rPr>
+        <w:t>,</w:t>
+      </w:r>
+    </w:p>
+    <w:p>
+      <w:pPr>
+        <w:pStyle w:val="HTMLPreformatted"/>
+        <w:rPr>
+          <w:rStyle w:val="HTMLCode"/>
+          <w:rFonts w:eastAsiaTheme="majorEastAsia"/>
+        </w:rPr>
+      </w:pPr>
+      <w:r>
+        <w:rPr>
+          <w:rStyle w:val="HTMLCode"/>
+          <w:rFonts w:eastAsiaTheme="majorEastAsia"/>
+        </w:rPr>
+        <w:t xml:space="preserve">  </w:t>
+      </w:r>
+      <w:r>
+        <w:rPr>
+          <w:rStyle w:val="hljs-attr"/>
+        </w:rPr>
+        <w:t>"</w:t>
+      </w:r>
+      <w:proofErr w:type="spellStart"/>
+      <w:r>
+        <w:rPr>
+          <w:rStyle w:val="hljs-attr"/>
+        </w:rPr>
+        <w:t>etaDays</w:t>
+      </w:r>
+      <w:proofErr w:type="spellEnd"/>
+      <w:r>
+        <w:rPr>
+          <w:rStyle w:val="hljs-attr"/>
+        </w:rPr>
+        <w:t>"</w:t>
+      </w:r>
+      <w:r>
+        <w:rPr>
+          <w:rStyle w:val="hljs-punctuation"/>
+          <w:rFonts w:eastAsiaTheme="majorEastAsia"/>
+        </w:rPr>
+        <w:t>:</w:t>
+      </w:r>
+      <w:r>
+        <w:rPr>
+          <w:rStyle w:val="HTMLCode"/>
+          <w:rFonts w:eastAsiaTheme="majorEastAsia"/>
+        </w:rPr>
+        <w:t xml:space="preserve"> </w:t>
+      </w:r>
+      <w:r>
+        <w:rPr>
+          <w:rStyle w:val="hljs-number"/>
+        </w:rPr>
+        <w:t>5</w:t>
+      </w:r>
+    </w:p>
+    <w:p>
+      <w:pPr>
+        <w:pStyle w:val="HTMLPreformatted"/>
+        <w:rPr>
+          <w:rStyle w:val="HTMLCode"/>
+          <w:rFonts w:eastAsiaTheme="majorEastAsia"/>
+        </w:rPr>
+      </w:pPr>
+      <w:r>
+        <w:rPr>
+          <w:rStyle w:val="hljs-punctuation"/>
+          <w:rFonts w:eastAsiaTheme="majorEastAsia"/>
+        </w:rPr>
+        <w:t>}</w:t>
+      </w:r>
+    </w:p>
+    <w:p>
+      <w:r>
+        <w:pict w14:anchorId="1ADB42A7">
+          <v:rect id="_x0000_i1028" style="width:0;height:1.5pt" o:hralign="center" o:hrstd="t" o:hr="t" fillcolor="#a0a0a0" stroked="f"/>
+        </w:pict>
+      </w:r>
+    </w:p>
+    <w:p>
+      <w:pPr>
+        <w:pStyle w:val="Heading3"/>
+      </w:pPr>
+      <w:r>
+        <w:t xml:space="preserve">6.3.3 GET </w:t>
+      </w:r>
+      <w:r>
+        <w:rPr>
+          <w:rStyle w:val="HTMLCode"/>
+          <w:rFonts w:eastAsiaTheme="majorEastAsia"/>
+        </w:rPr>
+        <w:t>/v1/retail-to-mail/</w:t>
+      </w:r>
+      <w:proofErr w:type="gramStart"/>
+      <w:r>
+        <w:rPr>
+          <w:rStyle w:val="HTMLCode"/>
+          <w:rFonts w:eastAsiaTheme="majorEastAsia"/>
+        </w:rPr>
+        <w:t>status/{</w:t>
+      </w:r>
+      <w:proofErr w:type="spellStart"/>
+      <w:proofErr w:type="gramEnd"/>
+      <w:r>
+        <w:rPr>
+          <w:rStyle w:val="HTMLCode"/>
+          <w:rFonts w:eastAsiaTheme="majorEastAsia"/>
+        </w:rPr>
+        <w:t>transactionId</w:t>
+      </w:r>
+      <w:proofErr w:type="spellEnd"/>
+      <w:r>
+        <w:rPr>
+          <w:rStyle w:val="HTMLCode"/>
+          <w:rFonts w:eastAsiaTheme="majorEastAsia"/>
+        </w:rPr>
+        <w:t>}</w:t>
+      </w:r>
+    </w:p>
+    <w:p>
+      <w:pPr>
+        <w:pStyle w:val="NormalWeb"/>
+      </w:pPr>
+      <w:r>
+        <w:rPr>
+          <w:rStyle w:val="Strong"/>
+        </w:rPr>
+        <w:t>Purpose:</w:t>
+      </w:r>
+    </w:p>
+    <w:p>
+      <w:pPr>
+        <w:pStyle w:val="NormalWeb"/>
+      </w:pPr>
+      <w:r>
+        <w:t>Allow clients to query latest transfer state (for UX refresh and tracking).</w:t>
+      </w:r>
+    </w:p>
+    <w:p>
+      <w:pPr>
+        <w:pStyle w:val="NormalWeb"/>
+        <w:rPr>
+          <w:rStyle w:val="relative"/>
+          <w:rFonts w:eastAsiaTheme="majorEastAsia"/>
+        </w:rPr>
+      </w:pPr>
+      <w:r>
+        <w:rPr>
+          <w:rStyle w:val="Strong"/>
+        </w:rPr>
+        <w:t>Backed by:</w:t>
+      </w:r>
+      <w:r>
+        <w:t xml:space="preserve"> CVS i90 Order Status </w:t>
+      </w:r>
+      <w:proofErr w:type="gramStart"/>
+      <w:r>
+        <w:t>endpoint</w:t>
+      </w:r>
+      <w:proofErr w:type="gramEnd"/>
+    </w:p>
+    <w:p>
+      <w:pPr>
+        <w:pStyle w:val="not-prose"/>
+        <w:rPr>
+          <w:rFonts w:eastAsiaTheme="majorEastAsia"/>
+        </w:rPr>
+      </w:pPr>
+      <w:r>
+        <w:t>CVS I90 API overview</w:t>
+      </w:r>
+    </w:p>
+    <w:p>
+      <w:r>
+        <w:t>.</w:t>
+      </w:r>
+    </w:p>
+    <w:p>
+      <w:r>
+        <w:pict w14:anchorId="6898BE42">
+          <v:rect id="_x0000_i1029" style="width:0;height:1.5pt" o:hralign="center" o:hrstd="t" o:hr="t" fillcolor="#a0a0a0" stroked="f"/>
+        </w:pict>
+      </w:r>
+    </w:p>
+    <w:p>
+      <w:pPr>
+        <w:pStyle w:val="Heading3"/>
+      </w:pPr>
+      <w:r>
+        <w:t xml:space="preserve">6.3.4 POST </w:t>
+      </w:r>
+      <w:r>
+        <w:rPr>
+          <w:rStyle w:val="HTMLCode"/>
+          <w:rFonts w:eastAsiaTheme="majorEastAsia"/>
+        </w:rPr>
+        <w:t>/v1/retail-to-mail/events</w:t>
+      </w:r>
+    </w:p>
+    <w:p>
+      <w:pPr>
+        <w:pStyle w:val="NormalWeb"/>
+      </w:pPr>
+      <w:r>
+        <w:rPr>
+          <w:rStyle w:val="Strong"/>
+        </w:rPr>
+        <w:t>Purpose:</w:t>
+      </w:r>
+    </w:p>
+    <w:p>
+      <w:pPr>
+        <w:pStyle w:val="NormalWeb"/>
+      </w:pPr>
+      <w:r>
+        <w:t>Webhook endpoint to process CVS asynchronous notifications (inactivation complete, transfer failure, etc.).</w:t>
+      </w:r>
+    </w:p>
+    <w:p>
+      <w:r>
+        <w:lastRenderedPageBreak/>
+        <w:pict w14:anchorId="46C7CFA7">
+          <v:rect id="_x0000_i1030" style="width:0;height:1.5pt" o:hralign="center" o:hrstd="t" o:hr="t" fillcolor="#a0a0a0" stroked="f"/>
+        </w:pict>
+      </w:r>
+    </w:p>
+    <w:p>
+      <w:pPr>
+        <w:pStyle w:val="Heading2"/>
+      </w:pPr>
+      <w:r>
+        <w:t>6.4 CVS i90 Services (Consumed)</w:t>
+      </w:r>
+    </w:p>
+    <w:p>
+      <w:pPr>
+        <w:pStyle w:val="Heading3"/>
+      </w:pPr>
+      <w:r>
+        <w:t xml:space="preserve">6.4.1 </w:t>
+      </w:r>
+      <w:r>
+        <w:rPr>
+          <w:rStyle w:val="HTMLCode"/>
+          <w:rFonts w:eastAsiaTheme="majorEastAsia"/>
+        </w:rPr>
+        <w:t>ClientAPI_Rxretail_to_Mail_Transfers</w:t>
+      </w:r>
+    </w:p>
+    <w:p>
+      <w:pPr>
+        <w:pStyle w:val="NormalWeb"/>
+      </w:pPr>
+      <w:r>
+        <w:rPr>
+          <w:rStyle w:val="Strong"/>
+        </w:rPr>
+        <w:t>Type:</w:t>
+      </w:r>
+      <w:r>
+        <w:t xml:space="preserve"> REST (</w:t>
+      </w:r>
+      <w:proofErr w:type="spellStart"/>
+      <w:r>
+        <w:t>OpenAPI</w:t>
+      </w:r>
+      <w:proofErr w:type="spellEnd"/>
+      <w:r>
+        <w:t xml:space="preserve"> 3.0)</w:t>
+      </w:r>
+    </w:p>
+    <w:p>
+      <w:pPr>
+        <w:pStyle w:val="NormalWeb"/>
+      </w:pPr>
+      <w:r>
+        <w:rPr>
+          <w:rStyle w:val="Strong"/>
+        </w:rPr>
+        <w:t>YAML Contract Source:</w:t>
+      </w:r>
+      <w:r>
+        <w:t xml:space="preserve"> </w:t>
+      </w:r>
+      <w:proofErr w:type="spellStart"/>
+      <w:r>
+        <w:rPr>
+          <w:rStyle w:val="HTMLCode"/>
+          <w:rFonts w:eastAsiaTheme="majorEastAsia"/>
+        </w:rPr>
+        <w:t>clientapi_rxretail_to_mail_</w:t>
+      </w:r>
+      <w:proofErr w:type="gramStart"/>
+      <w:r>
+        <w:rPr>
+          <w:rStyle w:val="HTMLCode"/>
+          <w:rFonts w:eastAsiaTheme="majorEastAsia"/>
+        </w:rPr>
+        <w:t>transfers.yaml</w:t>
+      </w:r>
+      <w:proofErr w:type="spellEnd"/>
+      <w:proofErr w:type="gramEnd"/>
+    </w:p>
+    <w:p>
+      <w:pPr>
+        <w:pStyle w:val="NormalWeb"/>
+      </w:pPr>
+      <w:r>
+        <w:rPr>
+          <w:rStyle w:val="Strong"/>
+        </w:rPr>
+        <w:t>Purpose:</w:t>
+      </w:r>
+      <w:r>
+        <w:t xml:space="preserve"> Handles prescription transfer requests between retail and mail order.</w:t>
+      </w:r>
+    </w:p>
+    <w:p>
+      <w:pPr>
+        <w:pStyle w:val="NormalWeb"/>
+        <w:rPr>
+          <w:rFonts w:eastAsiaTheme="majorEastAsia"/>
+        </w:rPr>
+      </w:pPr>
+      <w:r>
+        <w:rPr>
+          <w:rStyle w:val="Strong"/>
+        </w:rPr>
+        <w:t>Ownership:</w:t>
+      </w:r>
+      <w:r>
+        <w:t xml:space="preserve"> CVS Digital / Enterprise Pharmacy Services</w:t>
+      </w:r>
+      <w:r>
+        <w:t xml:space="preserve"> </w:t>
+      </w:r>
+      <w:r>
+        <w:t>CVS I90 API overview</w:t>
+      </w:r>
+    </w:p>
+    <w:p>
+      <w:r>
+        <w:t>.</w:t>
+      </w:r>
+    </w:p>
+    <w:p>
+      <w:pPr>
+        <w:pStyle w:val="NormalWeb"/>
+      </w:pPr>
+      <w:r>
+        <w:rPr>
+          <w:rStyle w:val="Strong"/>
+        </w:rPr>
+        <w:t>Key Paths:</w:t>
+      </w:r>
+    </w:p>
+    <w:tbl>
+      <w:tblPr>
+        <w:tblStyle w:val="TableGrid"/>
+        <w:tblW w:w="0" w:type="auto"/>
+        <w:tblLook w:val="04A0" w:firstRow="1" w:lastRow="0" w:firstColumn="1" w:lastColumn="0" w:noHBand="0" w:noVBand="1"/>
+      </w:tblPr>
+      <w:tblGrid>
+        <w:gridCol w:w="2737"/>
+        <w:gridCol w:w="706"/>
+        <w:gridCol w:w="3088"/>
+        <w:gridCol w:w="2099"/>
+      </w:tblGrid>
+      <w:tr>
+        <w:tc>
+          <w:tcPr>
+            <w:tcW w:w="0" w:type="auto"/>
+            <w:hideMark/>
+          </w:tcPr>
+          <w:p>
+            <w:pPr>
+              <w:jc w:val="center"/>
+              <w:rPr>
+                <w:b/>
+                <w:bCs/>
+              </w:rPr>
+            </w:pPr>
+            <w:r>
+              <w:rPr>
+                <w:b/>
+                <w:bCs/>
+              </w:rPr>
+              <w:t>Operation</w:t>
+            </w:r>
+          </w:p>
+        </w:tc>
+        <w:tc>
+          <w:tcPr>
+            <w:tcW w:w="0" w:type="auto"/>
+            <w:hideMark/>
+          </w:tcPr>
+          <w:p>
+            <w:pPr>
+              <w:jc w:val="center"/>
+              <w:rPr>
+                <w:b/>
+                <w:bCs/>
+              </w:rPr>
+            </w:pPr>
+            <w:r>
+              <w:rPr>
+                <w:b/>
+                <w:bCs/>
+              </w:rPr>
+              <w:t>Method</w:t>
+            </w:r>
+          </w:p>
+        </w:tc>
+        <w:tc>
+          <w:tcPr>
+            <w:tcW w:w="0" w:type="auto"/>
+            <w:hideMark/>
+          </w:tcPr>
+          <w:p>
+            <w:pPr>
+              <w:jc w:val="center"/>
+              <w:rPr>
+                <w:b/>
+                <w:bCs/>
+              </w:rPr>
+            </w:pPr>
+            <w:r>
+              <w:rPr>
+                <w:b/>
+                <w:bCs/>
+              </w:rPr>
+              <w:t>Path</w:t>
+            </w:r>
+          </w:p>
+        </w:tc>
+        <w:tc>
+          <w:tcPr>
+            <w:tcW w:w="0" w:type="auto"/>
+            <w:hideMark/>
+          </w:tcPr>
+          <w:p>
+            <w:pPr>
+              <w:jc w:val="center"/>
+              <w:rPr>
+                <w:b/>
+                <w:bCs/>
+              </w:rPr>
+            </w:pPr>
+            <w:r>
+              <w:rPr>
+                <w:b/>
+                <w:bCs/>
+              </w:rPr>
+              <w:t>Description</w:t>
+            </w:r>
+          </w:p>
+        </w:tc>
+      </w:tr>
+      <w:tr>
+        <w:tc>
+          <w:tcPr>
+            <w:tcW w:w="0" w:type="auto"/>
+            <w:hideMark/>
+          </w:tcPr>
+          <w:p>
+            <w:proofErr w:type="spellStart"/>
+            <w:r>
+              <w:rPr>
+                <w:rStyle w:val="HTMLCode"/>
+                <w:rFonts w:eastAsiaTheme="majorEastAsia"/>
+              </w:rPr>
+              <w:t>submitRetailToMailRxTransfer</w:t>
+            </w:r>
+            <w:proofErr w:type="spellEnd"/>
+          </w:p>
+        </w:tc>
+        <w:tc>
+          <w:tcPr>
+            <w:tcW w:w="0" w:type="auto"/>
+            <w:hideMark/>
+          </w:tcPr>
+          <w:p>
+            <w:r>
+              <w:t>POST</w:t>
+            </w:r>
+          </w:p>
+        </w:tc>
+        <w:tc>
+          <w:tcPr>
+            <w:tcW w:w="0" w:type="auto"/>
+            <w:hideMark/>
+          </w:tcPr>
+          <w:p>
+            <w:r>
+              <w:rPr>
+                <w:rStyle w:val="HTMLCode"/>
+                <w:rFonts w:eastAsiaTheme="majorEastAsia"/>
+              </w:rPr>
+              <w:t>/</w:t>
+            </w:r>
+            <w:proofErr w:type="spellStart"/>
+            <w:r>
+              <w:rPr>
+                <w:rStyle w:val="HTMLCode"/>
+                <w:rFonts w:eastAsiaTheme="majorEastAsia"/>
+              </w:rPr>
+              <w:t>submitRetailToMailRxTransfer</w:t>
+            </w:r>
+            <w:proofErr w:type="spellEnd"/>
+          </w:p>
+        </w:tc>
+        <w:tc>
+          <w:tcPr>
+            <w:tcW w:w="0" w:type="auto"/>
+            <w:hideMark/>
+          </w:tcPr>
+          <w:p>
+            <w:pPr>
+              <w:rPr>
+                <w:rStyle w:val="relative"/>
+              </w:rPr>
+            </w:pPr>
+            <w:r>
+              <w:t>Performs the actual retail-to-mail conversion</w:t>
+            </w:r>
+          </w:p>
+          <w:p>
+            <w:pPr>
+              <w:pStyle w:val="not-prose"/>
+              <w:rPr>
+                <w:rFonts w:eastAsiaTheme="majorEastAsia"/>
+              </w:rPr>
+            </w:pPr>
+            <w:proofErr w:type="spellStart"/>
+            <w:r>
+              <w:t>clientapi_rxretail_to_mail_tran</w:t>
+            </w:r>
+            <w:proofErr w:type="spellEnd"/>
+            <w:r>
+              <w:t>…</w:t>
+            </w:r>
+          </w:p>
+        </w:tc>
+      </w:tr>
+      <w:tr>
+        <w:tc>
+          <w:tcPr>
+            <w:tcW w:w="0" w:type="auto"/>
+            <w:hideMark/>
+          </w:tcPr>
+          <w:p>
+            <w:proofErr w:type="spellStart"/>
+            <w:r>
+              <w:rPr>
+                <w:rStyle w:val="HTMLCode"/>
+                <w:rFonts w:eastAsiaTheme="majorEastAsia"/>
+              </w:rPr>
+              <w:t>getRetailToMailRxTransferEligibility</w:t>
+            </w:r>
+            <w:proofErr w:type="spellEnd"/>
+          </w:p>
+        </w:tc>
+        <w:tc>
+          <w:tcPr>
+            <w:tcW w:w="0" w:type="auto"/>
+            <w:hideMark/>
+          </w:tcPr>
+          <w:p>
+            <w:proofErr w:type="spellStart"/>
+            <w:r>
+              <w:t>GraphQL</w:t>
+            </w:r>
+            <w:proofErr w:type="spellEnd"/>
+          </w:p>
+        </w:tc>
+        <w:tc>
+          <w:tcPr>
+            <w:tcW w:w="0" w:type="auto"/>
+            <w:hideMark/>
+          </w:tcPr>
+          <w:p>
+            <w:r>
+              <w:rPr>
+                <w:rStyle w:val="HTMLCode"/>
+                <w:rFonts w:eastAsiaTheme="majorEastAsia"/>
+              </w:rPr>
+              <w:t xml:space="preserve">query </w:t>
+            </w:r>
+            <w:proofErr w:type="gramStart"/>
+            <w:r>
+              <w:rPr>
+                <w:rStyle w:val="HTMLCode"/>
+                <w:rFonts w:eastAsiaTheme="majorEastAsia"/>
+              </w:rPr>
+              <w:t xml:space="preserve">{ </w:t>
+            </w:r>
+            <w:proofErr w:type="spellStart"/>
+            <w:r>
+              <w:rPr>
+                <w:rStyle w:val="HTMLCode"/>
+                <w:rFonts w:eastAsiaTheme="majorEastAsia"/>
+              </w:rPr>
+              <w:t>getRetailToMailRxTransferEligibility</w:t>
+            </w:r>
+            <w:proofErr w:type="spellEnd"/>
+            <w:r>
+              <w:rPr>
+                <w:rStyle w:val="HTMLCode"/>
+                <w:rFonts w:eastAsiaTheme="majorEastAsia"/>
+              </w:rPr>
+              <w:t>(...) }</w:t>
+            </w:r>
+            <w:proofErr w:type="gramEnd"/>
+          </w:p>
+        </w:tc>
+        <w:tc>
+          <w:tcPr>
+            <w:tcW w:w="0" w:type="auto"/>
+            <w:hideMark/>
+          </w:tcPr>
+          <w:p>
+            <w:pPr>
+              <w:rPr>
+                <w:rStyle w:val="relative"/>
+              </w:rPr>
+            </w:pPr>
+            <w:r>
+              <w:t>Returns eligibility statuses</w:t>
+            </w:r>
+          </w:p>
+          <w:p>
+            <w:pPr>
+              <w:pStyle w:val="not-prose"/>
+              <w:rPr>
+                <w:rFonts w:eastAsiaTheme="majorEastAsia"/>
+              </w:rPr>
+            </w:pPr>
+            <w:r>
+              <w:t>CVS I90 API overview</w:t>
+            </w:r>
+          </w:p>
+        </w:tc>
+      </w:tr>
+      <w:tr>
+        <w:tc>
+          <w:tcPr>
+            <w:tcW w:w="0" w:type="auto"/>
+            <w:hideMark/>
+          </w:tcPr>
+          <w:p>
+            <w:r>
+              <w:rPr>
+                <w:rStyle w:val="HTMLCode"/>
+                <w:rFonts w:eastAsiaTheme="majorEastAsia"/>
+              </w:rPr>
+              <w:t>INACTIVATE_PRESCRIPTION</w:t>
+            </w:r>
+          </w:p>
+        </w:tc>
+        <w:tc>
+          <w:tcPr>
+            <w:tcW w:w="0" w:type="auto"/>
+            <w:hideMark/>
+          </w:tcPr>
+          <w:p>
+            <w:r>
+              <w:t>Action</w:t>
+            </w:r>
+          </w:p>
+        </w:tc>
+        <w:tc>
+          <w:tcPr>
+            <w:tcW w:w="0" w:type="auto"/>
+            <w:hideMark/>
+          </w:tcPr>
+          <w:p>
+            <w:r>
+              <w:rPr>
+                <w:rStyle w:val="HTMLCode"/>
+                <w:rFonts w:eastAsiaTheme="majorEastAsia"/>
+              </w:rPr>
+              <w:t>/</w:t>
+            </w:r>
+            <w:proofErr w:type="spellStart"/>
+            <w:proofErr w:type="gramStart"/>
+            <w:r>
+              <w:rPr>
+                <w:rStyle w:val="HTMLCode"/>
+                <w:rFonts w:eastAsiaTheme="majorEastAsia"/>
+              </w:rPr>
+              <w:t>placeorderinput</w:t>
+            </w:r>
+            <w:proofErr w:type="spellEnd"/>
+            <w:proofErr w:type="gramEnd"/>
+          </w:p>
+        </w:tc>
+        <w:tc>
+          <w:tcPr>
+            <w:tcW w:w="0" w:type="auto"/>
+            <w:hideMark/>
+          </w:tcPr>
+          <w:p>
+            <w:pPr>
+              <w:rPr>
+                <w:rStyle w:val="relative"/>
+              </w:rPr>
+            </w:pPr>
+            <w:r>
+              <w:t>Inactivates the retail Rx after successful transfer</w:t>
+            </w:r>
+          </w:p>
+          <w:p>
+            <w:pPr>
+              <w:pStyle w:val="not-prose"/>
+              <w:rPr>
+                <w:rFonts w:eastAsiaTheme="majorEastAsia"/>
+              </w:rPr>
+            </w:pPr>
+            <w:r>
+              <w:t>CVS I90 API overview</w:t>
+            </w:r>
+          </w:p>
+        </w:tc>
+      </w:tr>
+    </w:tbl>
+    <w:p>
+      <w:pPr>
+        <w:pStyle w:val="NormalWeb"/>
+      </w:pPr>
+      <w:r>
+        <w:rPr>
+          <w:rStyle w:val="Strong"/>
+        </w:rPr>
+        <w:t>Status Codes:</w:t>
+      </w:r>
+    </w:p>
+    <w:tbl>
+      <w:tblPr>
+        <w:tblStyle w:val="TableGrid"/>
+        <w:tblW w:w="0" w:type="auto"/>
+        <w:tblLook w:val="04A0" w:firstRow="1" w:lastRow="0" w:firstColumn="1" w:lastColumn="0" w:noHBand="0" w:noVBand="1"/>
+      </w:tblPr>
+      <w:tblGrid>
+        <w:gridCol w:w="716"/>
+        <w:gridCol w:w="4014"/>
+      </w:tblGrid>
+      <w:tr>
+        <w:tc>
+          <w:tcPr>
+            <w:tcW w:w="0" w:type="auto"/>
+            <w:hideMark/>
+          </w:tcPr>
+          <w:p>
+            <w:pPr>
+              <w:jc w:val="center"/>
+              <w:rPr>
+                <w:b/>
+                <w:bCs/>
+              </w:rPr>
+            </w:pPr>
+            <w:r>
+              <w:rPr>
+                <w:b/>
+                <w:bCs/>
+              </w:rPr>
+              <w:t>Code</w:t>
+            </w:r>
+          </w:p>
+        </w:tc>
+        <w:tc>
+          <w:tcPr>
+            <w:tcW w:w="0" w:type="auto"/>
+            <w:hideMark/>
+          </w:tcPr>
+          <w:p>
+            <w:pPr>
+              <w:jc w:val="center"/>
+              <w:rPr>
+                <w:b/>
+                <w:bCs/>
+              </w:rPr>
+            </w:pPr>
+            <w:r>
+              <w:rPr>
+                <w:b/>
+                <w:bCs/>
+              </w:rPr>
+              <w:t>Description</w:t>
+            </w:r>
+          </w:p>
+        </w:tc>
+      </w:tr>
+      <w:tr>
+        <w:tc>
+          <w:tcPr>
+            <w:tcW w:w="0" w:type="auto"/>
+            <w:hideMark/>
+          </w:tcPr>
+          <w:p>
+            <w:r>
+              <w:t>0000</w:t>
+            </w:r>
+          </w:p>
+        </w:tc>
+        <w:tc>
+          <w:tcPr>
+            <w:tcW w:w="0" w:type="auto"/>
+            <w:hideMark/>
+          </w:tcPr>
+          <w:p>
+            <w:r>
+              <w:t>Success</w:t>
+            </w:r>
+          </w:p>
+        </w:tc>
+      </w:tr>
+      <w:tr>
+        <w:tc>
+          <w:tcPr>
+            <w:tcW w:w="0" w:type="auto"/>
+            <w:hideMark/>
+          </w:tcPr>
+          <w:p>
+            <w:r>
+              <w:t>0001</w:t>
+            </w:r>
+          </w:p>
+        </w:tc>
+        <w:tc>
+          <w:tcPr>
+            <w:tcW w:w="0" w:type="auto"/>
+            <w:hideMark/>
+          </w:tcPr>
+          <w:p>
+            <w:r>
+              <w:t>Invalid Member ID</w:t>
+            </w:r>
+          </w:p>
+        </w:tc>
+      </w:tr>
+      <w:tr>
+        <w:tc>
+          <w:tcPr>
+            <w:tcW w:w="0" w:type="auto"/>
+            <w:hideMark/>
+          </w:tcPr>
+          <w:p>
+            <w:r>
+              <w:t>0002</w:t>
+            </w:r>
+          </w:p>
+        </w:tc>
+        <w:tc>
+          <w:tcPr>
+            <w:tcW w:w="0" w:type="auto"/>
+            <w:hideMark/>
+          </w:tcPr>
+          <w:p>
+            <w:r>
+              <w:t>Controlled Substance / Not Transferable</w:t>
+            </w:r>
+          </w:p>
+        </w:tc>
+      </w:tr>
+      <w:tr>
+        <w:tc>
+          <w:tcPr>
+            <w:tcW w:w="0" w:type="auto"/>
+            <w:hideMark/>
+          </w:tcPr>
+          <w:p>
+            <w:r>
+              <w:t>0003</w:t>
+            </w:r>
+          </w:p>
+        </w:tc>
+        <w:tc>
+          <w:tcPr>
+            <w:tcW w:w="0" w:type="auto"/>
+            <w:hideMark/>
+          </w:tcPr>
+          <w:p>
+            <w:r>
+              <w:t>Specialty / Restricted Plan</w:t>
+            </w:r>
+          </w:p>
+        </w:tc>
+      </w:tr>
+      <w:tr>
+        <w:tc>
+          <w:tcPr>
+            <w:tcW w:w="0" w:type="auto"/>
+            <w:hideMark/>
+          </w:tcPr>
+          <w:p>
+            <w:r>
+              <w:t>9999</w:t>
+            </w:r>
+          </w:p>
+        </w:tc>
+        <w:tc>
+          <w:tcPr>
+            <w:tcW w:w="0" w:type="auto"/>
+            <w:hideMark/>
+          </w:tcPr>
+          <w:p>
+            <w:r>
+              <w:t xml:space="preserve">Internal Error (LINKS or </w:t>
+            </w:r>
+            <w:proofErr w:type="spellStart"/>
+            <w:r>
+              <w:t>RxConnect</w:t>
+            </w:r>
+            <w:proofErr w:type="spellEnd"/>
+            <w:r>
+              <w:t>)</w:t>
+            </w:r>
+          </w:p>
+        </w:tc>
+      </w:tr>
+    </w:tbl>
+    <w:p>
+      <w:r>
+        <w:pict w14:anchorId="7A762629">
+          <v:rect id="_x0000_i1031" style="width:0;height:1.5pt" o:hralign="center" o:hrstd="t" o:hr="t" fillcolor="#a0a0a0" stroked="f"/>
+        </w:pict>
+      </w:r>
+    </w:p>
+    <w:p>
+      <w:pPr>
+        <w:pStyle w:val="Heading2"/>
+      </w:pPr>
+      <w:r>
+        <w:lastRenderedPageBreak/>
+        <w:t>6.5 Contract Alignment Matrix (Aetna ↔ YAML)</w:t>
+      </w:r>
+    </w:p>
+    <w:tbl>
+      <w:tblPr>
+        <w:tblStyle w:val="TableGrid"/>
+        <w:tblW w:w="0" w:type="auto"/>
+        <w:tblLook w:val="04A0" w:firstRow="1" w:lastRow="0" w:firstColumn="1" w:lastColumn="0" w:noHBand="0" w:noVBand="1"/>
+      </w:tblPr>
+      <w:tblGrid>
+        <w:gridCol w:w="1908"/>
+        <w:gridCol w:w="4848"/>
+        <w:gridCol w:w="1014"/>
+        <w:gridCol w:w="860"/>
+      </w:tblGrid>
+      <w:tr>
+        <w:tc>
+          <w:tcPr>
+            <w:tcW w:w="0" w:type="auto"/>
+            <w:hideMark/>
+          </w:tcPr>
+          <w:p>
+            <w:pPr>
+              <w:jc w:val="center"/>
+              <w:rPr>
+                <w:b/>
+                <w:bCs/>
+              </w:rPr>
+            </w:pPr>
+            <w:r>
+              <w:rPr>
+                <w:b/>
+                <w:bCs/>
+              </w:rPr>
+              <w:t>Aetna Contract Field</w:t>
+            </w:r>
+          </w:p>
+        </w:tc>
+        <w:tc>
+          <w:tcPr>
+            <w:tcW w:w="0" w:type="auto"/>
+            <w:hideMark/>
+          </w:tcPr>
+          <w:p>
+            <w:pPr>
+              <w:jc w:val="center"/>
+              <w:rPr>
+                <w:b/>
+                <w:bCs/>
+              </w:rPr>
+            </w:pPr>
+            <w:r>
+              <w:rPr>
+                <w:b/>
+                <w:bCs/>
+              </w:rPr>
+              <w:t>YAML Definition</w:t>
+            </w:r>
+          </w:p>
+        </w:tc>
+        <w:tc>
+          <w:tcPr>
+            <w:tcW w:w="0" w:type="auto"/>
+            <w:hideMark/>
+          </w:tcPr>
+          <w:p>
+            <w:pPr>
+              <w:jc w:val="center"/>
+              <w:rPr>
+                <w:b/>
+                <w:bCs/>
+              </w:rPr>
+            </w:pPr>
+            <w:r>
+              <w:rPr>
+                <w:b/>
+                <w:bCs/>
+              </w:rPr>
+              <w:t>Alignment</w:t>
+            </w:r>
+          </w:p>
+        </w:tc>
+        <w:tc>
+          <w:tcPr>
+            <w:tcW w:w="0" w:type="auto"/>
+            <w:hideMark/>
+          </w:tcPr>
+          <w:p>
+            <w:pPr>
+              <w:jc w:val="center"/>
+              <w:rPr>
+                <w:b/>
+                <w:bCs/>
+              </w:rPr>
+            </w:pPr>
+            <w:r>
+              <w:rPr>
+                <w:b/>
+                <w:bCs/>
+              </w:rPr>
+              <w:t>Notes</w:t>
+            </w:r>
+          </w:p>
+        </w:tc>
+      </w:tr>
+      <w:tr>
+        <w:tc>
+          <w:tcPr>
+            <w:tcW w:w="0" w:type="auto"/>
+            <w:hideMark/>
+          </w:tcPr>
+          <w:p>
+            <w:proofErr w:type="spellStart"/>
+            <w:r>
+              <w:rPr>
+                <w:rStyle w:val="HTMLCode"/>
+                <w:rFonts w:eastAsiaTheme="majorEastAsia"/>
+              </w:rPr>
+              <w:t>memberId</w:t>
+            </w:r>
+            <w:proofErr w:type="spellEnd"/>
+          </w:p>
+        </w:tc>
+        <w:tc>
+          <w:tcPr>
+            <w:tcW w:w="0" w:type="auto"/>
+            <w:hideMark/>
+          </w:tcPr>
+          <w:p>
+            <w:proofErr w:type="spellStart"/>
+            <w:r>
+              <w:rPr>
+                <w:rStyle w:val="HTMLCode"/>
+                <w:rFonts w:eastAsiaTheme="majorEastAsia"/>
+              </w:rPr>
+              <w:t>RetailToMailTransferMemberInfoInput.memberId</w:t>
+            </w:r>
+            <w:proofErr w:type="spellEnd"/>
+          </w:p>
+        </w:tc>
+        <w:tc>
+          <w:tcPr>
+            <w:tcW w:w="0" w:type="auto"/>
+            <w:hideMark/>
+          </w:tcPr>
+          <w:p>
+            <w:r>
+              <w:rPr>
+                <w:rFonts w:ascii="Segoe UI Emoji" w:hAnsi="Segoe UI Emoji" w:cs="Segoe UI Emoji"/>
+              </w:rPr>
+              <w:t>✅</w:t>
+            </w:r>
+            <w:r>
+              <w:t xml:space="preserve"> Direct</w:t>
+            </w:r>
+          </w:p>
+        </w:tc>
+        <w:tc>
+          <w:tcPr>
+            <w:tcW w:w="0" w:type="auto"/>
+            <w:hideMark/>
+          </w:tcPr>
+          <w:p/>
+        </w:tc>
+      </w:tr>
+      <w:tr>
+        <w:tc>
+          <w:tcPr>
+            <w:tcW w:w="0" w:type="auto"/>
+            <w:hideMark/>
+          </w:tcPr>
+          <w:p>
+            <w:pPr>
+              <w:rPr>
+                <w:sz w:val="24"/>
+                <w:szCs w:val="24"/>
+              </w:rPr>
+            </w:pPr>
+            <w:proofErr w:type="spellStart"/>
+            <w:r>
+              <w:rPr>
+                <w:rStyle w:val="HTMLCode"/>
+                <w:rFonts w:eastAsiaTheme="majorEastAsia"/>
+              </w:rPr>
+              <w:t>cardholderId</w:t>
+            </w:r>
+            <w:proofErr w:type="spellEnd"/>
+          </w:p>
+        </w:tc>
+        <w:tc>
+          <w:tcPr>
+            <w:tcW w:w="0" w:type="auto"/>
+            <w:hideMark/>
+          </w:tcPr>
+          <w:p>
+            <w:proofErr w:type="spellStart"/>
+            <w:r>
+              <w:rPr>
+                <w:rStyle w:val="HTMLCode"/>
+                <w:rFonts w:eastAsiaTheme="majorEastAsia"/>
+              </w:rPr>
+              <w:t>RetailToMailTransferMemberInfoInput.cardholderId</w:t>
+            </w:r>
+            <w:proofErr w:type="spellEnd"/>
+          </w:p>
+        </w:tc>
+        <w:tc>
+          <w:tcPr>
+            <w:tcW w:w="0" w:type="auto"/>
+            <w:hideMark/>
+          </w:tcPr>
+          <w:p>
+            <w:r>
+              <w:rPr>
+                <w:rFonts w:ascii="Segoe UI Emoji" w:hAnsi="Segoe UI Emoji" w:cs="Segoe UI Emoji"/>
+              </w:rPr>
+              <w:t>✅</w:t>
+            </w:r>
+            <w:r>
+              <w:t xml:space="preserve"> Direct</w:t>
+            </w:r>
+          </w:p>
+        </w:tc>
+        <w:tc>
+          <w:tcPr>
+            <w:tcW w:w="0" w:type="auto"/>
+            <w:hideMark/>
+          </w:tcPr>
+          <w:p/>
+        </w:tc>
+      </w:tr>
+      <w:tr>
+        <w:tc>
+          <w:tcPr>
+            <w:tcW w:w="0" w:type="auto"/>
+            <w:hideMark/>
+          </w:tcPr>
+          <w:p>
+            <w:pPr>
+              <w:rPr>
+                <w:sz w:val="24"/>
+                <w:szCs w:val="24"/>
+              </w:rPr>
+            </w:pPr>
+            <w:proofErr w:type="spellStart"/>
+            <w:r>
+              <w:rPr>
+                <w:rStyle w:val="HTMLCode"/>
+                <w:rFonts w:eastAsiaTheme="majorEastAsia"/>
+              </w:rPr>
+              <w:t>patientId</w:t>
+            </w:r>
+            <w:proofErr w:type="spellEnd"/>
+          </w:p>
+        </w:tc>
+        <w:tc>
+          <w:tcPr>
+            <w:tcW w:w="0" w:type="auto"/>
+            <w:hideMark/>
+          </w:tcPr>
+          <w:p>
+            <w:proofErr w:type="spellStart"/>
+            <w:r>
+              <w:rPr>
+                <w:rStyle w:val="HTMLCode"/>
+                <w:rFonts w:eastAsiaTheme="majorEastAsia"/>
+              </w:rPr>
+              <w:t>RetailToMailTransferMemberInfoInput.patientId</w:t>
+            </w:r>
+            <w:proofErr w:type="spellEnd"/>
+          </w:p>
+        </w:tc>
+        <w:tc>
+          <w:tcPr>
+            <w:tcW w:w="0" w:type="auto"/>
+            <w:hideMark/>
+          </w:tcPr>
+          <w:p>
+            <w:r>
+              <w:rPr>
+                <w:rFonts w:ascii="Segoe UI Emoji" w:hAnsi="Segoe UI Emoji" w:cs="Segoe UI Emoji"/>
+              </w:rPr>
+              <w:t>✅</w:t>
+            </w:r>
+            <w:r>
+              <w:t xml:space="preserve"> Direct</w:t>
+            </w:r>
+          </w:p>
+        </w:tc>
+        <w:tc>
+          <w:tcPr>
+            <w:tcW w:w="0" w:type="auto"/>
+            <w:hideMark/>
+          </w:tcPr>
+          <w:p/>
+        </w:tc>
+      </w:tr>
+      <w:tr>
+        <w:tc>
+          <w:tcPr>
+            <w:tcW w:w="0" w:type="auto"/>
+            <w:hideMark/>
+          </w:tcPr>
+          <w:p>
+            <w:pPr>
+              <w:rPr>
+                <w:sz w:val="24"/>
+                <w:szCs w:val="24"/>
+              </w:rPr>
+            </w:pPr>
+            <w:proofErr w:type="spellStart"/>
+            <w:r>
+              <w:rPr>
+                <w:rStyle w:val="HTMLCode"/>
+                <w:rFonts w:eastAsiaTheme="majorEastAsia"/>
+              </w:rPr>
+              <w:t>prescriptionNumber</w:t>
+            </w:r>
+            <w:proofErr w:type="spellEnd"/>
+          </w:p>
+        </w:tc>
+        <w:tc>
+          <w:tcPr>
+            <w:tcW w:w="0" w:type="auto"/>
+            <w:hideMark/>
+          </w:tcPr>
+          <w:p>
+            <w:proofErr w:type="spellStart"/>
+            <w:r>
+              <w:rPr>
+                <w:rStyle w:val="HTMLCode"/>
+                <w:rFonts w:eastAsiaTheme="majorEastAsia"/>
+              </w:rPr>
+              <w:t>RetailToMailPrescriptionInfoInput.prescriptionNumber</w:t>
+            </w:r>
+            <w:proofErr w:type="spellEnd"/>
+          </w:p>
+        </w:tc>
+        <w:tc>
+          <w:tcPr>
+            <w:tcW w:w="0" w:type="auto"/>
+            <w:hideMark/>
+          </w:tcPr>
+          <w:p>
+            <w:r>
+              <w:rPr>
+                <w:rFonts w:ascii="Segoe UI Emoji" w:hAnsi="Segoe UI Emoji" w:cs="Segoe UI Emoji"/>
+              </w:rPr>
+              <w:t>✅</w:t>
+            </w:r>
+            <w:r>
+              <w:t xml:space="preserve"> Direct</w:t>
+            </w:r>
+          </w:p>
+        </w:tc>
+        <w:tc>
+          <w:tcPr>
+            <w:tcW w:w="0" w:type="auto"/>
+            <w:hideMark/>
+          </w:tcPr>
+          <w:p/>
+        </w:tc>
+      </w:tr>
+      <w:tr>
+        <w:tc>
+          <w:tcPr>
+            <w:tcW w:w="0" w:type="auto"/>
+            <w:hideMark/>
+          </w:tcPr>
+          <w:p>
+            <w:pPr>
+              <w:rPr>
+                <w:sz w:val="24"/>
+                <w:szCs w:val="24"/>
+              </w:rPr>
+            </w:pPr>
+            <w:proofErr w:type="spellStart"/>
+            <w:r>
+              <w:rPr>
+                <w:rStyle w:val="HTMLCode"/>
+                <w:rFonts w:eastAsiaTheme="majorEastAsia"/>
+              </w:rPr>
+              <w:t>daysSupplyRemaining</w:t>
+            </w:r>
+            <w:proofErr w:type="spellEnd"/>
+          </w:p>
+        </w:tc>
+        <w:tc>
+          <w:tcPr>
+            <w:tcW w:w="0" w:type="auto"/>
+            <w:hideMark/>
+          </w:tcPr>
+          <w:p>
+            <w:proofErr w:type="spellStart"/>
+            <w:r>
+              <w:rPr>
+                <w:rStyle w:val="HTMLCode"/>
+                <w:rFonts w:eastAsiaTheme="majorEastAsia"/>
+              </w:rPr>
+              <w:t>RetailToMailDispensedDrugInput.daysSupply</w:t>
+            </w:r>
+            <w:proofErr w:type="spellEnd"/>
+          </w:p>
+        </w:tc>
+        <w:tc>
+          <w:tcPr>
+            <w:tcW w:w="0" w:type="auto"/>
+            <w:hideMark/>
+          </w:tcPr>
+          <w:p>
+            <w:r>
+              <w:rPr>
+                <w:rFonts w:ascii="Segoe UI Symbol" w:hAnsi="Segoe UI Symbol" w:cs="Segoe UI Symbol"/>
+              </w:rPr>
+              <w:t>⚙</w:t>
+            </w:r>
+            <w:r>
+              <w:t xml:space="preserve"> Partial</w:t>
+            </w:r>
+          </w:p>
+        </w:tc>
+        <w:tc>
+          <w:tcPr>
+            <w:tcW w:w="0" w:type="auto"/>
+            <w:hideMark/>
+          </w:tcPr>
+          <w:p>
+            <w:r>
+              <w:t>Derived field</w:t>
+            </w:r>
+          </w:p>
+        </w:tc>
+      </w:tr>
+      <w:tr>
+        <w:tc>
+          <w:tcPr>
+            <w:tcW w:w="0" w:type="auto"/>
+            <w:hideMark/>
+          </w:tcPr>
+          <w:p>
+            <w:proofErr w:type="spellStart"/>
+            <w:r>
+              <w:rPr>
+                <w:rStyle w:val="HTMLCode"/>
+                <w:rFonts w:eastAsiaTheme="majorEastAsia"/>
+              </w:rPr>
+              <w:t>remainingRefills</w:t>
+            </w:r>
+            <w:proofErr w:type="spellEnd"/>
+          </w:p>
+        </w:tc>
+        <w:tc>
+          <w:tcPr>
+            <w:tcW w:w="0" w:type="auto"/>
+            <w:hideMark/>
+          </w:tcPr>
+          <w:p>
+            <w:proofErr w:type="spellStart"/>
+            <w:r>
+              <w:rPr>
+                <w:rStyle w:val="HTMLCode"/>
+                <w:rFonts w:eastAsiaTheme="majorEastAsia"/>
+              </w:rPr>
+              <w:t>RetailToMailDispensedDrugInput.remainingRefills</w:t>
+            </w:r>
+            <w:proofErr w:type="spellEnd"/>
+          </w:p>
+        </w:tc>
+        <w:tc>
+          <w:tcPr>
+            <w:tcW w:w="0" w:type="auto"/>
+            <w:hideMark/>
+          </w:tcPr>
+          <w:p>
+            <w:r>
+              <w:rPr>
+                <w:rFonts w:ascii="Segoe UI Emoji" w:hAnsi="Segoe UI Emoji" w:cs="Segoe UI Emoji"/>
+              </w:rPr>
+              <w:t>✅</w:t>
+            </w:r>
+            <w:r>
+              <w:t xml:space="preserve"> Direct</w:t>
+            </w:r>
+          </w:p>
+        </w:tc>
+        <w:tc>
+          <w:tcPr>
+            <w:tcW w:w="0" w:type="auto"/>
+            <w:hideMark/>
+          </w:tcPr>
+          <w:p/>
+        </w:tc>
+      </w:tr>
+      <w:tr>
+        <w:tc>
+          <w:tcPr>
+            <w:tcW w:w="0" w:type="auto"/>
+            <w:hideMark/>
+          </w:tcPr>
+          <w:p>
+            <w:pPr>
+              <w:rPr>
+                <w:sz w:val="24"/>
+                <w:szCs w:val="24"/>
+              </w:rPr>
+            </w:pPr>
+            <w:proofErr w:type="spellStart"/>
+            <w:proofErr w:type="gramStart"/>
+            <w:r>
+              <w:rPr>
+                <w:rStyle w:val="HTMLCode"/>
+                <w:rFonts w:eastAsiaTheme="majorEastAsia"/>
+              </w:rPr>
+              <w:t>prescriber.spiId</w:t>
+            </w:r>
+            <w:proofErr w:type="spellEnd"/>
+            <w:proofErr w:type="gramEnd"/>
+          </w:p>
+        </w:tc>
+        <w:tc>
+          <w:tcPr>
+            <w:tcW w:w="0" w:type="auto"/>
+            <w:hideMark/>
+          </w:tcPr>
+          <w:p>
+            <w:proofErr w:type="spellStart"/>
+            <w:r>
+              <w:rPr>
+                <w:rStyle w:val="HTMLCode"/>
+                <w:rFonts w:eastAsiaTheme="majorEastAsia"/>
+              </w:rPr>
+              <w:t>RetailToMailPrescriberInput.spiId</w:t>
+            </w:r>
+            <w:proofErr w:type="spellEnd"/>
+          </w:p>
+        </w:tc>
+        <w:tc>
+          <w:tcPr>
+            <w:tcW w:w="0" w:type="auto"/>
+            <w:hideMark/>
+          </w:tcPr>
+          <w:p>
+            <w:r>
+              <w:rPr>
+                <w:rFonts w:ascii="Segoe UI Emoji" w:hAnsi="Segoe UI Emoji" w:cs="Segoe UI Emoji"/>
+              </w:rPr>
+              <w:t>✅</w:t>
+            </w:r>
+            <w:r>
+              <w:t xml:space="preserve"> Direct</w:t>
+            </w:r>
+          </w:p>
+        </w:tc>
+        <w:tc>
+          <w:tcPr>
+            <w:tcW w:w="0" w:type="auto"/>
+            <w:hideMark/>
+          </w:tcPr>
+          <w:p/>
+        </w:tc>
+      </w:tr>
+      <w:tr>
+        <w:tc>
+          <w:tcPr>
+            <w:tcW w:w="0" w:type="auto"/>
+            <w:hideMark/>
+          </w:tcPr>
+          <w:p>
+            <w:pPr>
+              <w:rPr>
+                <w:sz w:val="24"/>
+                <w:szCs w:val="24"/>
+              </w:rPr>
+            </w:pPr>
+            <w:proofErr w:type="spellStart"/>
+            <w:proofErr w:type="gramStart"/>
+            <w:r>
+              <w:rPr>
+                <w:rStyle w:val="HTMLCode"/>
+                <w:rFonts w:eastAsiaTheme="majorEastAsia"/>
+              </w:rPr>
+              <w:t>pharmacy.ncpdpId</w:t>
+            </w:r>
+            <w:proofErr w:type="spellEnd"/>
+            <w:proofErr w:type="gramEnd"/>
+          </w:p>
+        </w:tc>
+        <w:tc>
+          <w:tcPr>
+            <w:tcW w:w="0" w:type="auto"/>
+            <w:hideMark/>
+          </w:tcPr>
+          <w:p>
+            <w:proofErr w:type="spellStart"/>
+            <w:r>
+              <w:rPr>
+                <w:rStyle w:val="HTMLCode"/>
+                <w:rFonts w:eastAsiaTheme="majorEastAsia"/>
+              </w:rPr>
+              <w:t>RetailToMailPharmacyInfoInput.phmNabpId</w:t>
+            </w:r>
+            <w:proofErr w:type="spellEnd"/>
+          </w:p>
+        </w:tc>
+        <w:tc>
+          <w:tcPr>
+            <w:tcW w:w="0" w:type="auto"/>
+            <w:hideMark/>
+          </w:tcPr>
+          <w:p>
+            <w:r>
+              <w:rPr>
+                <w:rFonts w:ascii="Segoe UI Symbol" w:hAnsi="Segoe UI Symbol" w:cs="Segoe UI Symbol"/>
+              </w:rPr>
+              <w:t>⚙</w:t>
+            </w:r>
+            <w:r>
+              <w:t xml:space="preserve"> Partial</w:t>
+            </w:r>
+          </w:p>
+        </w:tc>
+        <w:tc>
+          <w:tcPr>
+            <w:tcW w:w="0" w:type="auto"/>
+            <w:hideMark/>
+          </w:tcPr>
+          <w:p>
+            <w:r>
+              <w:t>Mapped 1:1</w:t>
+            </w:r>
+          </w:p>
+        </w:tc>
+      </w:tr>
+      <w:tr>
+        <w:tc>
+          <w:tcPr>
+            <w:tcW w:w="0" w:type="auto"/>
+            <w:hideMark/>
+          </w:tcPr>
+          <w:p>
+            <w:r>
+              <w:rPr>
+                <w:rStyle w:val="HTMLCode"/>
+                <w:rFonts w:eastAsiaTheme="majorEastAsia"/>
+              </w:rPr>
+              <w:t>authorization</w:t>
+            </w:r>
+          </w:p>
+        </w:tc>
+        <w:tc>
+          <w:tcPr>
+            <w:tcW w:w="0" w:type="auto"/>
+            <w:hideMark/>
+          </w:tcPr>
+          <w:p>
+            <w:r>
+              <w:t xml:space="preserve">Header: </w:t>
+            </w:r>
+            <w:r>
+              <w:rPr>
+                <w:rStyle w:val="HTMLCode"/>
+                <w:rFonts w:eastAsiaTheme="majorEastAsia"/>
+              </w:rPr>
+              <w:t>authorization</w:t>
+            </w:r>
+          </w:p>
+        </w:tc>
+        <w:tc>
+          <w:tcPr>
+            <w:tcW w:w="0" w:type="auto"/>
+            <w:hideMark/>
+          </w:tcPr>
+          <w:p>
+            <w:r>
+              <w:rPr>
+                <w:rFonts w:ascii="Segoe UI Emoji" w:hAnsi="Segoe UI Emoji" w:cs="Segoe UI Emoji"/>
+              </w:rPr>
+              <w:t>✅</w:t>
+            </w:r>
+            <w:r>
+              <w:t xml:space="preserve"> Direct</w:t>
+            </w:r>
+          </w:p>
+        </w:tc>
+        <w:tc>
+          <w:tcPr>
+            <w:tcW w:w="0" w:type="auto"/>
+            <w:hideMark/>
+          </w:tcPr>
+          <w:p>
+            <w:r>
+              <w:t>JWT token</w:t>
+            </w:r>
+          </w:p>
+        </w:tc>
+      </w:tr>
+      <w:tr>
+        <w:tc>
+          <w:tcPr>
+            <w:tcW w:w="0" w:type="auto"/>
+            <w:hideMark/>
+          </w:tcPr>
+          <w:p>
+            <w:r>
+              <w:rPr>
+                <w:rStyle w:val="HTMLCode"/>
+                <w:rFonts w:eastAsiaTheme="majorEastAsia"/>
+              </w:rPr>
+              <w:t>x-</w:t>
+            </w:r>
+            <w:proofErr w:type="spellStart"/>
+            <w:r>
+              <w:rPr>
+                <w:rStyle w:val="HTMLCode"/>
+                <w:rFonts w:eastAsiaTheme="majorEastAsia"/>
+              </w:rPr>
+              <w:t>experienceId</w:t>
+            </w:r>
+            <w:proofErr w:type="spellEnd"/>
+          </w:p>
+        </w:tc>
+        <w:tc>
+          <w:tcPr>
+            <w:tcW w:w="0" w:type="auto"/>
+            <w:hideMark/>
+          </w:tcPr>
+          <w:p>
+            <w:r>
+              <w:t xml:space="preserve">Header: </w:t>
+            </w:r>
+            <w:r>
+              <w:rPr>
+                <w:rStyle w:val="HTMLCode"/>
+                <w:rFonts w:eastAsiaTheme="majorEastAsia"/>
+              </w:rPr>
+              <w:t>x-</w:t>
+            </w:r>
+            <w:proofErr w:type="spellStart"/>
+            <w:r>
+              <w:rPr>
+                <w:rStyle w:val="HTMLCode"/>
+                <w:rFonts w:eastAsiaTheme="majorEastAsia"/>
+              </w:rPr>
+              <w:t>experienceId</w:t>
+            </w:r>
+            <w:proofErr w:type="spellEnd"/>
+          </w:p>
+        </w:tc>
+        <w:tc>
+          <w:tcPr>
+            <w:tcW w:w="0" w:type="auto"/>
+            <w:hideMark/>
+          </w:tcPr>
+          <w:p>
+            <w:r>
+              <w:rPr>
+                <w:rFonts w:ascii="Segoe UI Emoji" w:hAnsi="Segoe UI Emoji" w:cs="Segoe UI Emoji"/>
+              </w:rPr>
+              <w:t>✅</w:t>
+            </w:r>
+            <w:r>
+              <w:t xml:space="preserve"> Direct</w:t>
+            </w:r>
+          </w:p>
+        </w:tc>
+        <w:tc>
+          <w:tcPr>
+            <w:tcW w:w="0" w:type="auto"/>
+            <w:hideMark/>
+          </w:tcPr>
+          <w:p>
+            <w:r>
+              <w:t>Required</w:t>
+            </w:r>
+          </w:p>
+        </w:tc>
+      </w:tr>
+      <w:tr>
+        <w:tc>
+          <w:tcPr>
+            <w:tcW w:w="0" w:type="auto"/>
+            <w:hideMark/>
+          </w:tcPr>
+          <w:p>
+            <w:proofErr w:type="spellStart"/>
+            <w:r>
+              <w:rPr>
+                <w:rStyle w:val="HTMLCode"/>
+                <w:rFonts w:eastAsiaTheme="majorEastAsia"/>
+              </w:rPr>
+              <w:t>transactionId</w:t>
+            </w:r>
+            <w:proofErr w:type="spellEnd"/>
+          </w:p>
+        </w:tc>
+        <w:tc>
+          <w:tcPr>
+            <w:tcW w:w="0" w:type="auto"/>
+            <w:hideMark/>
+          </w:tcPr>
+          <w:p>
+            <w:r>
+              <w:rPr>
+                <w:rFonts w:ascii="Segoe UI Emoji" w:hAnsi="Segoe UI Emoji" w:cs="Segoe UI Emoji"/>
+              </w:rPr>
+              <w:t>❌</w:t>
+            </w:r>
+            <w:r>
+              <w:t xml:space="preserve"> Missing</w:t>
+            </w:r>
+          </w:p>
+        </w:tc>
+        <w:tc>
+          <w:tcPr>
+            <w:tcW w:w="0" w:type="auto"/>
+            <w:hideMark/>
+          </w:tcPr>
+          <w:p>
+            <w:r>
+              <w:t>Proposed for Aetna correlation</w:t>
+            </w:r>
+          </w:p>
+        </w:tc>
+        <w:tc>
+          <w:tcPr>
+            <w:tcW w:w="0" w:type="auto"/>
+            <w:hideMark/>
+          </w:tcPr>
+          <w:p/>
+        </w:tc>
+      </w:tr>
+      <w:tr>
+        <w:tc>
+          <w:tcPr>
+            <w:tcW w:w="0" w:type="auto"/>
+            <w:hideMark/>
+          </w:tcPr>
+          <w:p>
+            <w:pPr>
+              <w:rPr>
+                <w:sz w:val="24"/>
+                <w:szCs w:val="24"/>
+              </w:rPr>
+            </w:pPr>
+            <w:proofErr w:type="spellStart"/>
+            <w:r>
+              <w:rPr>
+                <w:rStyle w:val="HTMLCode"/>
+                <w:rFonts w:eastAsiaTheme="majorEastAsia"/>
+              </w:rPr>
+              <w:t>auditTrail</w:t>
+            </w:r>
+            <w:proofErr w:type="spellEnd"/>
+          </w:p>
+        </w:tc>
+        <w:tc>
+          <w:tcPr>
+            <w:tcW w:w="0" w:type="auto"/>
+            <w:hideMark/>
+          </w:tcPr>
+          <w:p>
+            <w:r>
+              <w:rPr>
+                <w:rFonts w:ascii="Segoe UI Emoji" w:hAnsi="Segoe UI Emoji" w:cs="Segoe UI Emoji"/>
+              </w:rPr>
+              <w:t>❌</w:t>
+            </w:r>
+            <w:r>
+              <w:t xml:space="preserve"> Missing</w:t>
+            </w:r>
+          </w:p>
+        </w:tc>
+        <w:tc>
+          <w:tcPr>
+            <w:tcW w:w="0" w:type="auto"/>
+            <w:hideMark/>
+          </w:tcPr>
+          <w:p>
+            <w:r>
+              <w:t>Proposed Aetna-only compliance artifact</w:t>
+            </w:r>
+          </w:p>
+        </w:tc>
+        <w:tc>
+          <w:tcPr>
+            <w:tcW w:w="0" w:type="auto"/>
+            <w:hideMark/>
+          </w:tcPr>
+          <w:p/>
+        </w:tc>
+      </w:tr>
+    </w:tbl>
+    <w:p>
+      <w:pPr>
+        <w:rPr>
+          <w:sz w:val="24"/>
+          <w:szCs w:val="24"/>
+        </w:rPr>
+      </w:pPr>
+      <w:r>
+        <w:pict w14:anchorId="21A2F3B3">
+          <v:rect id="_x0000_i1032" style="width:0;height:1.5pt" o:hralign="center" o:hrstd="t" o:hr="t" fillcolor="#a0a0a0" stroked="f"/>
+        </w:pict>
+      </w:r>
+    </w:p>
+    <w:p>
+      <w:pPr>
+        <w:pStyle w:val="Heading2"/>
+      </w:pPr>
+      <w:r>
+        <w:t>6.6 Error Handling and Security</w:t>
+      </w:r>
+    </w:p>
+    <w:p>
+      <w:pPr>
+        <w:pStyle w:val="NormalWeb"/>
+        <w:numPr>
+          <w:ilvl w:val="0"/>
+          <w:numId w:val="11"/>
+        </w:numPr>
+      </w:pPr>
+      <w:r>
+        <w:rPr>
+          <w:rStyle w:val="Strong"/>
+        </w:rPr>
+        <w:t>Authorization:</w:t>
+      </w:r>
+      <w:r>
+        <w:t xml:space="preserve"> Bearer tokens with client credentials per i90 security model; Aetna gateway injects </w:t>
+      </w:r>
+      <w:proofErr w:type="gramStart"/>
+      <w:r>
+        <w:t>token</w:t>
+      </w:r>
+      <w:proofErr w:type="gramEnd"/>
+      <w:r>
+        <w:t xml:space="preserve"> on each call.</w:t>
+      </w:r>
+    </w:p>
+    <w:p>
+      <w:pPr>
+        <w:pStyle w:val="NormalWeb"/>
+        <w:numPr>
+          <w:ilvl w:val="0"/>
+          <w:numId w:val="11"/>
+        </w:numPr>
+      </w:pPr>
+      <w:r>
+        <w:rPr>
+          <w:rStyle w:val="Strong"/>
+        </w:rPr>
+        <w:t>Correlation:</w:t>
+      </w:r>
+      <w:r>
+        <w:t xml:space="preserve"> Aetna adds </w:t>
+      </w:r>
+      <w:proofErr w:type="spellStart"/>
+      <w:r>
+        <w:rPr>
+          <w:rStyle w:val="HTMLCode"/>
+          <w:rFonts w:eastAsiaTheme="majorEastAsia"/>
+        </w:rPr>
+        <w:t>transactionId</w:t>
+      </w:r>
+      <w:proofErr w:type="spellEnd"/>
+      <w:r>
+        <w:t xml:space="preserve"> to link eligibility → transfer → inactivate calls.</w:t>
+      </w:r>
+    </w:p>
+    <w:p>
+      <w:pPr>
+        <w:pStyle w:val="NormalWeb"/>
+        <w:numPr>
+          <w:ilvl w:val="0"/>
+          <w:numId w:val="11"/>
+        </w:numPr>
+      </w:pPr>
+      <w:r>
+        <w:rPr>
+          <w:rStyle w:val="Strong"/>
+        </w:rPr>
+        <w:t>Error Mapping:</w:t>
+      </w:r>
+      <w:r>
+        <w:t xml:space="preserve"> Convert </w:t>
+      </w:r>
+      <w:proofErr w:type="spellStart"/>
+      <w:r>
+        <w:rPr>
+          <w:rStyle w:val="HTMLCode"/>
+          <w:rFonts w:eastAsiaTheme="majorEastAsia"/>
+        </w:rPr>
+        <w:t>RetailToMailTransferFault</w:t>
+      </w:r>
+      <w:proofErr w:type="spellEnd"/>
+      <w:r>
+        <w:t xml:space="preserve"> (from YAML) into RFC 7807 format for frontend uniformity.</w:t>
+      </w:r>
+    </w:p>
+    <w:p>
+      <w:pPr>
+        <w:pStyle w:val="NormalWeb"/>
+        <w:numPr>
+          <w:ilvl w:val="0"/>
+          <w:numId w:val="11"/>
+        </w:numPr>
+      </w:pPr>
+      <w:r>
+        <w:rPr>
+          <w:rStyle w:val="Strong"/>
+        </w:rPr>
+        <w:t>Transport:</w:t>
+      </w:r>
+      <w:r>
+        <w:t xml:space="preserve"> Mutual TLS between Aetna and CVS; all PHI encrypted at rest and in transit.</w:t>
+      </w:r>
+    </w:p>
+    <w:p>
+      <w:pPr>
+        <w:pStyle w:val="NormalWeb"/>
+        <w:numPr>
+          <w:ilvl w:val="0"/>
+          <w:numId w:val="11"/>
+        </w:numPr>
+      </w:pPr>
+      <w:r>
+        <w:rPr>
+          <w:rStyle w:val="Strong"/>
+        </w:rPr>
+        <w:lastRenderedPageBreak/>
+        <w:t>Logging:</w:t>
+      </w:r>
+      <w:r>
+        <w:t xml:space="preserve"> Store only hashed identifiers; redact PHI before CloudWatch ingestion.</w:t>
+      </w:r>
+    </w:p>
+    <w:p>
+      <w:r>
+        <w:pict w14:anchorId="036BD6CC">
+          <v:rect id="_x0000_i1033" style="width:0;height:1.5pt" o:hralign="center" o:hrstd="t" o:hr="t" fillcolor="#a0a0a0" stroked="f"/>
+        </w:pict>
+      </w:r>
+    </w:p>
+    <w:p>
+      <w:pPr>
+        <w:pStyle w:val="Heading2"/>
+      </w:pPr>
+      <w:r>
+        <w:t>6.7 Observability &amp; Analytics</w:t>
+      </w:r>
+    </w:p>
+    <w:p>
+      <w:pPr>
+        <w:pStyle w:val="NormalWeb"/>
+        <w:numPr>
+          <w:ilvl w:val="0"/>
+          <w:numId w:val="12"/>
+        </w:numPr>
+      </w:pPr>
+      <w:r>
+        <w:rPr>
+          <w:rStyle w:val="Strong"/>
+        </w:rPr>
+        <w:t>Adobe Analytics:</w:t>
+      </w:r>
+      <w:r>
+        <w:t xml:space="preserve"> Tracks member eligibility and transfer completion.</w:t>
+      </w:r>
+    </w:p>
+    <w:p>
+      <w:pPr>
+        <w:pStyle w:val="NormalWeb"/>
+        <w:numPr>
+          <w:ilvl w:val="0"/>
+          <w:numId w:val="12"/>
+        </w:numPr>
+      </w:pPr>
+      <w:r>
+        <w:rPr>
+          <w:rStyle w:val="Strong"/>
+        </w:rPr>
+        <w:t>AWS CloudWatch:</w:t>
+      </w:r>
+      <w:r>
+        <w:t xml:space="preserve"> Measures latency for eligibility and transfer calls.</w:t>
+      </w:r>
+    </w:p>
+    <w:p>
+      <w:pPr>
+        <w:pStyle w:val="NormalWeb"/>
+        <w:numPr>
+          <w:ilvl w:val="0"/>
+          <w:numId w:val="12"/>
+        </w:numPr>
+      </w:pPr>
+      <w:r>
+        <w:rPr>
+          <w:rStyle w:val="Strong"/>
+        </w:rPr>
+        <w:t>Metrics:</w:t>
+      </w:r>
+    </w:p>
+    <w:p>
+      <w:pPr>
+        <w:pStyle w:val="NormalWeb"/>
+        <w:numPr>
+          <w:ilvl w:val="1"/>
+          <w:numId w:val="12"/>
+        </w:numPr>
+      </w:pPr>
+      <w:proofErr w:type="spellStart"/>
+      <w:r>
+        <w:rPr>
+          <w:rStyle w:val="HTMLCode"/>
+          <w:rFonts w:eastAsiaTheme="majorEastAsia"/>
+        </w:rPr>
+        <w:t>eligibility_rate</w:t>
+      </w:r>
+      <w:proofErr w:type="spellEnd"/>
+      <w:r>
+        <w:rPr>
+          <w:rStyle w:val="HTMLCode"/>
+          <w:rFonts w:eastAsiaTheme="majorEastAsia"/>
+        </w:rPr>
+        <w:t xml:space="preserve"> = eligible / </w:t>
+      </w:r>
+      <w:proofErr w:type="spellStart"/>
+      <w:r>
+        <w:rPr>
+          <w:rStyle w:val="HTMLCode"/>
+          <w:rFonts w:eastAsiaTheme="majorEastAsia"/>
+        </w:rPr>
+        <w:t>total_checked</w:t>
+      </w:r>
+      <w:proofErr w:type="spellEnd"/>
+    </w:p>
+    <w:p>
+      <w:pPr>
+        <w:pStyle w:val="NormalWeb"/>
+        <w:numPr>
+          <w:ilvl w:val="1"/>
+          <w:numId w:val="12"/>
+        </w:numPr>
+      </w:pPr>
+      <w:proofErr w:type="spellStart"/>
+      <w:r>
+        <w:rPr>
+          <w:rStyle w:val="HTMLCode"/>
+          <w:rFonts w:eastAsiaTheme="majorEastAsia"/>
+        </w:rPr>
+        <w:t>transfer_success_rate</w:t>
+      </w:r>
+      <w:proofErr w:type="spellEnd"/>
+      <w:r>
+        <w:rPr>
+          <w:rStyle w:val="HTMLCode"/>
+          <w:rFonts w:eastAsiaTheme="majorEastAsia"/>
+        </w:rPr>
+        <w:t xml:space="preserve"> = success / submitted</w:t>
+      </w:r>
+    </w:p>
+    <w:p>
+      <w:pPr>
+        <w:pStyle w:val="NormalWeb"/>
+        <w:numPr>
+          <w:ilvl w:val="1"/>
+          <w:numId w:val="12"/>
+        </w:numPr>
+      </w:pPr>
+      <w:proofErr w:type="spellStart"/>
+      <w:r>
+        <w:rPr>
+          <w:rStyle w:val="HTMLCode"/>
+          <w:rFonts w:eastAsiaTheme="majorEastAsia"/>
+        </w:rPr>
+        <w:t>avg_transfer_latency_ms</w:t>
+      </w:r>
+      <w:proofErr w:type="spellEnd"/>
+    </w:p>
+    <w:p>
+      <w:r>
+        <w:pict w14:anchorId="5B1C0F7F">
+          <v:rect id="_x0000_i1034" style="width:0;height:1.5pt" o:hralign="center" o:hrstd="t" o:hr="t" fillcolor="#a0a0a0" stroked="f"/>
+        </w:pict>
+      </w:r>
+    </w:p>
+    <w:p>
+      <w:pPr>
+        <w:pStyle w:val="Heading2"/>
+      </w:pPr>
+      <w:r>
+        <w:t>6.8 Implementation Notes</w:t>
+      </w:r>
+    </w:p>
+    <w:p>
+      <w:pPr>
+        <w:pStyle w:val="NormalWeb"/>
+        <w:numPr>
+          <w:ilvl w:val="0"/>
+          <w:numId w:val="13"/>
+        </w:numPr>
+      </w:pPr>
+      <w:r>
+        <w:rPr>
+          <w:rStyle w:val="Strong"/>
+        </w:rPr>
+        <w:t>LINKS Dependency:</w:t>
+      </w:r>
+      <w:r>
+        <w:t xml:space="preserve"> The i90 API still relies on the legacy LINKS system for eligibility lookups but is migrating to </w:t>
+      </w:r>
+      <w:proofErr w:type="spellStart"/>
+      <w:r>
+        <w:rPr>
+          <w:rStyle w:val="Strong"/>
+        </w:rPr>
+        <w:t>RxConnect</w:t>
+      </w:r>
+      <w:proofErr w:type="spellEnd"/>
+      <w:r>
+        <w:t xml:space="preserve"> in 2026</w:t>
+      </w:r>
+      <w:r>
+        <w:t xml:space="preserve"> </w:t>
+      </w:r>
+      <w:r>
+        <w:t>CVS I90 API overview.</w:t>
+      </w:r>
+    </w:p>
+    <w:p>
+      <w:pPr>
+        <w:pStyle w:val="NormalWeb"/>
+        <w:numPr>
+          <w:ilvl w:val="0"/>
+          <w:numId w:val="13"/>
+        </w:numPr>
+      </w:pPr>
+      <w:r>
+        <w:rPr>
+          <w:rStyle w:val="Strong"/>
+        </w:rPr>
+        <w:t>Aetna Integration:</w:t>
+      </w:r>
+      <w:r>
+        <w:t xml:space="preserve"> The BFF should plan for future deprecation of LINKS calls once CVS fully migrates.</w:t>
+      </w:r>
+    </w:p>
+    <w:p>
+      <w:pPr>
+        <w:pStyle w:val="NormalWeb"/>
+        <w:numPr>
+          <w:ilvl w:val="0"/>
+          <w:numId w:val="13"/>
+        </w:numPr>
+      </w:pPr>
+      <w:r>
+        <w:rPr>
+          <w:rStyle w:val="Strong"/>
+        </w:rPr>
+        <w:t>Sandbox Environments:</w:t>
+      </w:r>
+      <w:r>
+        <w:t xml:space="preserve"> QA endpoints in YAML correspond to internal CVS QA environments (</w:t>
+      </w:r>
+      <w:r>
+        <w:rPr>
+          <w:rStyle w:val="HTMLCode"/>
+          <w:rFonts w:eastAsiaTheme="majorEastAsia"/>
+        </w:rPr>
+        <w:t>qa-ext1.cvs.com</w:t>
+      </w:r>
+      <w:r>
+        <w:t>, etc.).</w:t>
+      </w:r>
+    </w:p>
+    <w:p>
+      <w:pPr>
+        <w:pStyle w:val="NormalWeb"/>
+        <w:numPr>
+          <w:ilvl w:val="0"/>
+          <w:numId w:val="13"/>
+        </w:numPr>
+      </w:pPr>
+      <w:r>
+        <w:rPr>
+          <w:rStyle w:val="Strong"/>
+        </w:rPr>
+        <w:t>Future Enhancements:</w:t>
+      </w:r>
+      <w:r>
+        <w:t xml:space="preserve"> Add </w:t>
+      </w:r>
+      <w:r>
+        <w:rPr>
+          <w:rStyle w:val="HTMLCode"/>
+          <w:rFonts w:eastAsiaTheme="majorEastAsia"/>
+        </w:rPr>
+        <w:t>/v1/retail-to-mail/bulk-transfer</w:t>
+      </w:r>
+      <w:r>
+        <w:t xml:space="preserve"> for multiple Rx transactions in one request.</w:t>
+      </w:r>
+    </w:p>
+    <w:p>
+      <w:r>
+        <w:pict w14:anchorId="5E8B6E9A">
+          <v:rect id="_x0000_i1035" style="width:0;height:1.5pt" o:hralign="center" o:hrstd="t" o:hr="t" fillcolor="#a0a0a0" stroked="f"/>
+        </w:pict>
+      </w:r>
+    </w:p>
+    <w:p>
+      <w:pPr>
+        <w:pStyle w:val="NormalWeb"/>
+      </w:pPr>
+      <w:r>
+        <w:t xml:space="preserve">Would you like me to </w:t>
+      </w:r>
+      <w:r>
+        <w:rPr>
+          <w:rStyle w:val="Strong"/>
+        </w:rPr>
+        <w:t>insert this full integrated section into your Word architecture document</w:t>
+      </w:r>
+      <w:r>
+        <w:t xml:space="preserve"> (</w:t>
+      </w:r>
+      <w:r>
+        <w:rPr>
+          <w:rStyle w:val="HTMLCode"/>
+          <w:rFonts w:eastAsiaTheme="majorEastAsia"/>
+        </w:rPr>
+        <w:t>Retail_to_Mail_Solution_Expanded.docx</w:t>
+      </w:r>
+      <w:r>
+        <w:t>), updating numbering and formatting automatically so you can download a single merged file?</w:t>
+      </w:r>
+    </w:p>
+    <w:p>
+      <w:pPr>
         <w:pStyle w:val="Heading2"/>
       </w:pPr>
     </w:p>
@@ -988,9 +5302,11 @@
       <w:pPr>
         <w:pStyle w:val="Heading1"/>
       </w:pPr>
+      <w:bookmarkStart w:id="6" w:name="_Toc211414731"/>
       <w:r>
         <w:t>FLOW-1: Dashboard or Menu Flow</w:t>
       </w:r>
+      <w:bookmarkEnd w:id="6"/>
     </w:p>
     <w:p>
       <w:r>
@@ -1092,9 +5408,11 @@
       <w:pPr>
         <w:pStyle w:val="Heading1"/>
       </w:pPr>
+      <w:bookmarkStart w:id="7" w:name="_Toc211414732"/>
       <w:r>
         <w:t>FLOW-2: Select or Request New Prescription Flow</w:t>
       </w:r>
+      <w:bookmarkEnd w:id="7"/>
     </w:p>
     <w:p>
       <w:r>
@@ -1257,6 +5575,7 @@
       <w:pPr>
         <w:pStyle w:val="Heading1"/>
       </w:pPr>
+      <w:bookmarkStart w:id="8" w:name="_Toc211414733"/>
       <w:r>
         <w:rPr>
           <w:rStyle w:val="Heading1Char"/>
@@ -1282,6 +5601,7 @@
       <w:r>
         <w:t xml:space="preserve"> existing or no existing pages)</w:t>
       </w:r>
+      <w:bookmarkEnd w:id="8"/>
     </w:p>
     <w:p>
       <w:r>
@@ -1400,7 +5720,7 @@
       </w:r>
     </w:p>
     <w:p>
-      <w:bookmarkStart w:id="0" w:name="OLE_LINK6"/>
+      <w:bookmarkStart w:id="9" w:name="OLE_LINK6"/>
       <w:r>
         <w:br w:type="page"/>
       </w:r>
@@ -1411,7 +5731,7 @@
         <w:t>3.2. Adding New Prescription – Selecting Prescription</w:t>
       </w:r>
     </w:p>
-    <w:bookmarkEnd w:id="0"/>
+    <w:bookmarkEnd w:id="9"/>
     <w:p>
       <w:r>
         <w:rPr>
@@ -1677,10 +5997,12 @@
       <w:pPr>
         <w:pStyle w:val="Heading1"/>
       </w:pPr>
+      <w:bookmarkStart w:id="10" w:name="_Toc211414734"/>
       <w:r>
         <w:lastRenderedPageBreak/>
         <w:t>FLOW-4: Transfer Eligibility Flow</w:t>
       </w:r>
+      <w:bookmarkEnd w:id="10"/>
     </w:p>
     <w:p>
       <w:r>
@@ -1788,7 +6110,7 @@
       </w:r>
     </w:p>
     <w:p>
-      <w:bookmarkStart w:id="1" w:name="OLE_LINK4"/>
+      <w:bookmarkStart w:id="11" w:name="OLE_LINK4"/>
       <w:r>
         <w:br w:type="page"/>
       </w:r>
@@ -1799,7 +6121,7 @@
         <w:t>4.2. [Connector: Transfer Not Eligible (Provider Request Needed – FastStart)] Provider Approval Needed - Checkout</w:t>
       </w:r>
     </w:p>
-    <w:bookmarkEnd w:id="1"/>
+    <w:bookmarkEnd w:id="11"/>
     <w:p>
       <w:r>
         <w:rPr>
@@ -2085,6 +6407,602 @@
       </w:rPr>
     </w:lvl>
   </w:abstractNum>
+  <w:abstractNum w:abstractNumId="9" w15:restartNumberingAfterBreak="0">
+    <w:nsid w:val="01AC4F8B"/>
+    <w:multiLevelType w:val="multilevel"/>
+    <w:tmpl w:val="8A3A4864"/>
+    <w:lvl w:ilvl="0">
+      <w:start w:val="1"/>
+      <w:numFmt w:val="bullet"/>
+      <w:lvlText w:val=""/>
+      <w:lvlJc w:val="left"/>
+      <w:pPr>
+        <w:tabs>
+          <w:tab w:val="num" w:pos="720"/>
+        </w:tabs>
+        <w:ind w:left="720" w:hanging="360"/>
+      </w:pPr>
+      <w:rPr>
+        <w:rFonts w:ascii="Symbol" w:hAnsi="Symbol" w:hint="default"/>
+        <w:sz w:val="20"/>
+      </w:rPr>
+    </w:lvl>
+    <w:lvl w:ilvl="1">
+      <w:start w:val="1"/>
+      <w:numFmt w:val="bullet"/>
+      <w:lvlText w:val="o"/>
+      <w:lvlJc w:val="left"/>
+      <w:pPr>
+        <w:tabs>
+          <w:tab w:val="num" w:pos="1440"/>
+        </w:tabs>
+        <w:ind w:left="1440" w:hanging="360"/>
+      </w:pPr>
+      <w:rPr>
+        <w:rFonts w:ascii="Courier New" w:hAnsi="Courier New" w:hint="default"/>
+        <w:sz w:val="20"/>
+      </w:rPr>
+    </w:lvl>
+    <w:lvl w:ilvl="2" w:tentative="1">
+      <w:start w:val="1"/>
+      <w:numFmt w:val="bullet"/>
+      <w:lvlText w:val=""/>
+      <w:lvlJc w:val="left"/>
+      <w:pPr>
+        <w:tabs>
+          <w:tab w:val="num" w:pos="2160"/>
+        </w:tabs>
+        <w:ind w:left="2160" w:hanging="360"/>
+      </w:pPr>
+      <w:rPr>
+        <w:rFonts w:ascii="Wingdings" w:hAnsi="Wingdings" w:hint="default"/>
+        <w:sz w:val="20"/>
+      </w:rPr>
+    </w:lvl>
+    <w:lvl w:ilvl="3" w:tentative="1">
+      <w:start w:val="1"/>
+      <w:numFmt w:val="bullet"/>
+      <w:lvlText w:val=""/>
+      <w:lvlJc w:val="left"/>
+      <w:pPr>
+        <w:tabs>
+          <w:tab w:val="num" w:pos="2880"/>
+        </w:tabs>
+        <w:ind w:left="2880" w:hanging="360"/>
+      </w:pPr>
+      <w:rPr>
+        <w:rFonts w:ascii="Wingdings" w:hAnsi="Wingdings" w:hint="default"/>
+        <w:sz w:val="20"/>
+      </w:rPr>
+    </w:lvl>
+    <w:lvl w:ilvl="4" w:tentative="1">
+      <w:start w:val="1"/>
+      <w:numFmt w:val="bullet"/>
+      <w:lvlText w:val=""/>
+      <w:lvlJc w:val="left"/>
+      <w:pPr>
+        <w:tabs>
+          <w:tab w:val="num" w:pos="3600"/>
+        </w:tabs>
+        <w:ind w:left="3600" w:hanging="360"/>
+      </w:pPr>
+      <w:rPr>
+        <w:rFonts w:ascii="Wingdings" w:hAnsi="Wingdings" w:hint="default"/>
+        <w:sz w:val="20"/>
+      </w:rPr>
+    </w:lvl>
+    <w:lvl w:ilvl="5" w:tentative="1">
+      <w:start w:val="1"/>
+      <w:numFmt w:val="bullet"/>
+      <w:lvlText w:val=""/>
+      <w:lvlJc w:val="left"/>
+      <w:pPr>
+        <w:tabs>
+          <w:tab w:val="num" w:pos="4320"/>
+        </w:tabs>
+        <w:ind w:left="4320" w:hanging="360"/>
+      </w:pPr>
+      <w:rPr>
+        <w:rFonts w:ascii="Wingdings" w:hAnsi="Wingdings" w:hint="default"/>
+        <w:sz w:val="20"/>
+      </w:rPr>
+    </w:lvl>
+    <w:lvl w:ilvl="6" w:tentative="1">
+      <w:start w:val="1"/>
+      <w:numFmt w:val="bullet"/>
+      <w:lvlText w:val=""/>
+      <w:lvlJc w:val="left"/>
+      <w:pPr>
+        <w:tabs>
+          <w:tab w:val="num" w:pos="5040"/>
+        </w:tabs>
+        <w:ind w:left="5040" w:hanging="360"/>
+      </w:pPr>
+      <w:rPr>
+        <w:rFonts w:ascii="Wingdings" w:hAnsi="Wingdings" w:hint="default"/>
+        <w:sz w:val="20"/>
+      </w:rPr>
+    </w:lvl>
+    <w:lvl w:ilvl="7" w:tentative="1">
+      <w:start w:val="1"/>
+      <w:numFmt w:val="bullet"/>
+      <w:lvlText w:val=""/>
+      <w:lvlJc w:val="left"/>
+      <w:pPr>
+        <w:tabs>
+          <w:tab w:val="num" w:pos="5760"/>
+        </w:tabs>
+        <w:ind w:left="5760" w:hanging="360"/>
+      </w:pPr>
+      <w:rPr>
+        <w:rFonts w:ascii="Wingdings" w:hAnsi="Wingdings" w:hint="default"/>
+        <w:sz w:val="20"/>
+      </w:rPr>
+    </w:lvl>
+    <w:lvl w:ilvl="8" w:tentative="1">
+      <w:start w:val="1"/>
+      <w:numFmt w:val="bullet"/>
+      <w:lvlText w:val=""/>
+      <w:lvlJc w:val="left"/>
+      <w:pPr>
+        <w:tabs>
+          <w:tab w:val="num" w:pos="6480"/>
+        </w:tabs>
+        <w:ind w:left="6480" w:hanging="360"/>
+      </w:pPr>
+      <w:rPr>
+        <w:rFonts w:ascii="Wingdings" w:hAnsi="Wingdings" w:hint="default"/>
+        <w:sz w:val="20"/>
+      </w:rPr>
+    </w:lvl>
+  </w:abstractNum>
+  <w:abstractNum w:abstractNumId="10" w15:restartNumberingAfterBreak="0">
+    <w:nsid w:val="1D4F0F62"/>
+    <w:multiLevelType w:val="multilevel"/>
+    <w:tmpl w:val="AB58EAB4"/>
+    <w:lvl w:ilvl="0">
+      <w:start w:val="1"/>
+      <w:numFmt w:val="bullet"/>
+      <w:lvlText w:val=""/>
+      <w:lvlJc w:val="left"/>
+      <w:pPr>
+        <w:tabs>
+          <w:tab w:val="num" w:pos="720"/>
+        </w:tabs>
+        <w:ind w:left="720" w:hanging="360"/>
+      </w:pPr>
+      <w:rPr>
+        <w:rFonts w:ascii="Symbol" w:hAnsi="Symbol" w:hint="default"/>
+        <w:sz w:val="20"/>
+      </w:rPr>
+    </w:lvl>
+    <w:lvl w:ilvl="1" w:tentative="1">
+      <w:start w:val="1"/>
+      <w:numFmt w:val="bullet"/>
+      <w:lvlText w:val="o"/>
+      <w:lvlJc w:val="left"/>
+      <w:pPr>
+        <w:tabs>
+          <w:tab w:val="num" w:pos="1440"/>
+        </w:tabs>
+        <w:ind w:left="1440" w:hanging="360"/>
+      </w:pPr>
+      <w:rPr>
+        <w:rFonts w:ascii="Courier New" w:hAnsi="Courier New" w:hint="default"/>
+        <w:sz w:val="20"/>
+      </w:rPr>
+    </w:lvl>
+    <w:lvl w:ilvl="2" w:tentative="1">
+      <w:start w:val="1"/>
+      <w:numFmt w:val="bullet"/>
+      <w:lvlText w:val=""/>
+      <w:lvlJc w:val="left"/>
+      <w:pPr>
+        <w:tabs>
+          <w:tab w:val="num" w:pos="2160"/>
+        </w:tabs>
+        <w:ind w:left="2160" w:hanging="360"/>
+      </w:pPr>
+      <w:rPr>
+        <w:rFonts w:ascii="Wingdings" w:hAnsi="Wingdings" w:hint="default"/>
+        <w:sz w:val="20"/>
+      </w:rPr>
+    </w:lvl>
+    <w:lvl w:ilvl="3" w:tentative="1">
+      <w:start w:val="1"/>
+      <w:numFmt w:val="bullet"/>
+      <w:lvlText w:val=""/>
+      <w:lvlJc w:val="left"/>
+      <w:pPr>
+        <w:tabs>
+          <w:tab w:val="num" w:pos="2880"/>
+        </w:tabs>
+        <w:ind w:left="2880" w:hanging="360"/>
+      </w:pPr>
+      <w:rPr>
+        <w:rFonts w:ascii="Wingdings" w:hAnsi="Wingdings" w:hint="default"/>
+        <w:sz w:val="20"/>
+      </w:rPr>
+    </w:lvl>
+    <w:lvl w:ilvl="4" w:tentative="1">
+      <w:start w:val="1"/>
+      <w:numFmt w:val="bullet"/>
+      <w:lvlText w:val=""/>
+      <w:lvlJc w:val="left"/>
+      <w:pPr>
+        <w:tabs>
+          <w:tab w:val="num" w:pos="3600"/>
+        </w:tabs>
+        <w:ind w:left="3600" w:hanging="360"/>
+      </w:pPr>
+      <w:rPr>
+        <w:rFonts w:ascii="Wingdings" w:hAnsi="Wingdings" w:hint="default"/>
+        <w:sz w:val="20"/>
+      </w:rPr>
+    </w:lvl>
+    <w:lvl w:ilvl="5" w:tentative="1">
+      <w:start w:val="1"/>
+      <w:numFmt w:val="bullet"/>
+      <w:lvlText w:val=""/>
+      <w:lvlJc w:val="left"/>
+      <w:pPr>
+        <w:tabs>
+          <w:tab w:val="num" w:pos="4320"/>
+        </w:tabs>
+        <w:ind w:left="4320" w:hanging="360"/>
+      </w:pPr>
+      <w:rPr>
+        <w:rFonts w:ascii="Wingdings" w:hAnsi="Wingdings" w:hint="default"/>
+        <w:sz w:val="20"/>
+      </w:rPr>
+    </w:lvl>
+    <w:lvl w:ilvl="6" w:tentative="1">
+      <w:start w:val="1"/>
+      <w:numFmt w:val="bullet"/>
+      <w:lvlText w:val=""/>
+      <w:lvlJc w:val="left"/>
+      <w:pPr>
+        <w:tabs>
+          <w:tab w:val="num" w:pos="5040"/>
+        </w:tabs>
+        <w:ind w:left="5040" w:hanging="360"/>
+      </w:pPr>
+      <w:rPr>
+        <w:rFonts w:ascii="Wingdings" w:hAnsi="Wingdings" w:hint="default"/>
+        <w:sz w:val="20"/>
+      </w:rPr>
+    </w:lvl>
+    <w:lvl w:ilvl="7" w:tentative="1">
+      <w:start w:val="1"/>
+      <w:numFmt w:val="bullet"/>
+      <w:lvlText w:val=""/>
+      <w:lvlJc w:val="left"/>
+      <w:pPr>
+        <w:tabs>
+          <w:tab w:val="num" w:pos="5760"/>
+        </w:tabs>
+        <w:ind w:left="5760" w:hanging="360"/>
+      </w:pPr>
+      <w:rPr>
+        <w:rFonts w:ascii="Wingdings" w:hAnsi="Wingdings" w:hint="default"/>
+        <w:sz w:val="20"/>
+      </w:rPr>
+    </w:lvl>
+    <w:lvl w:ilvl="8" w:tentative="1">
+      <w:start w:val="1"/>
+      <w:numFmt w:val="bullet"/>
+      <w:lvlText w:val=""/>
+      <w:lvlJc w:val="left"/>
+      <w:pPr>
+        <w:tabs>
+          <w:tab w:val="num" w:pos="6480"/>
+        </w:tabs>
+        <w:ind w:left="6480" w:hanging="360"/>
+      </w:pPr>
+      <w:rPr>
+        <w:rFonts w:ascii="Wingdings" w:hAnsi="Wingdings" w:hint="default"/>
+        <w:sz w:val="20"/>
+      </w:rPr>
+    </w:lvl>
+  </w:abstractNum>
+  <w:abstractNum w:abstractNumId="11" w15:restartNumberingAfterBreak="0">
+    <w:nsid w:val="520D7E88"/>
+    <w:multiLevelType w:val="multilevel"/>
+    <w:tmpl w:val="0C6AB434"/>
+    <w:lvl w:ilvl="0">
+      <w:start w:val="1"/>
+      <w:numFmt w:val="bullet"/>
+      <w:lvlText w:val=""/>
+      <w:lvlJc w:val="left"/>
+      <w:pPr>
+        <w:tabs>
+          <w:tab w:val="num" w:pos="720"/>
+        </w:tabs>
+        <w:ind w:left="720" w:hanging="360"/>
+      </w:pPr>
+      <w:rPr>
+        <w:rFonts w:ascii="Symbol" w:hAnsi="Symbol" w:hint="default"/>
+        <w:sz w:val="20"/>
+      </w:rPr>
+    </w:lvl>
+    <w:lvl w:ilvl="1" w:tentative="1">
+      <w:start w:val="1"/>
+      <w:numFmt w:val="bullet"/>
+      <w:lvlText w:val="o"/>
+      <w:lvlJc w:val="left"/>
+      <w:pPr>
+        <w:tabs>
+          <w:tab w:val="num" w:pos="1440"/>
+        </w:tabs>
+        <w:ind w:left="1440" w:hanging="360"/>
+      </w:pPr>
+      <w:rPr>
+        <w:rFonts w:ascii="Courier New" w:hAnsi="Courier New" w:hint="default"/>
+        <w:sz w:val="20"/>
+      </w:rPr>
+    </w:lvl>
+    <w:lvl w:ilvl="2" w:tentative="1">
+      <w:start w:val="1"/>
+      <w:numFmt w:val="bullet"/>
+      <w:lvlText w:val=""/>
+      <w:lvlJc w:val="left"/>
+      <w:pPr>
+        <w:tabs>
+          <w:tab w:val="num" w:pos="2160"/>
+        </w:tabs>
+        <w:ind w:left="2160" w:hanging="360"/>
+      </w:pPr>
+      <w:rPr>
+        <w:rFonts w:ascii="Wingdings" w:hAnsi="Wingdings" w:hint="default"/>
+        <w:sz w:val="20"/>
+      </w:rPr>
+    </w:lvl>
+    <w:lvl w:ilvl="3" w:tentative="1">
+      <w:start w:val="1"/>
+      <w:numFmt w:val="bullet"/>
+      <w:lvlText w:val=""/>
+      <w:lvlJc w:val="left"/>
+      <w:pPr>
+        <w:tabs>
+          <w:tab w:val="num" w:pos="2880"/>
+        </w:tabs>
+        <w:ind w:left="2880" w:hanging="360"/>
+      </w:pPr>
+      <w:rPr>
+        <w:rFonts w:ascii="Wingdings" w:hAnsi="Wingdings" w:hint="default"/>
+        <w:sz w:val="20"/>
+      </w:rPr>
+    </w:lvl>
+    <w:lvl w:ilvl="4" w:tentative="1">
+      <w:start w:val="1"/>
+      <w:numFmt w:val="bullet"/>
+      <w:lvlText w:val=""/>
+      <w:lvlJc w:val="left"/>
+      <w:pPr>
+        <w:tabs>
+          <w:tab w:val="num" w:pos="3600"/>
+        </w:tabs>
+        <w:ind w:left="3600" w:hanging="360"/>
+      </w:pPr>
+      <w:rPr>
+        <w:rFonts w:ascii="Wingdings" w:hAnsi="Wingdings" w:hint="default"/>
+        <w:sz w:val="20"/>
+      </w:rPr>
+    </w:lvl>
+    <w:lvl w:ilvl="5" w:tentative="1">
+      <w:start w:val="1"/>
+      <w:numFmt w:val="bullet"/>
+      <w:lvlText w:val=""/>
+      <w:lvlJc w:val="left"/>
+      <w:pPr>
+        <w:tabs>
+          <w:tab w:val="num" w:pos="4320"/>
+        </w:tabs>
+        <w:ind w:left="4320" w:hanging="360"/>
+      </w:pPr>
+      <w:rPr>
+        <w:rFonts w:ascii="Wingdings" w:hAnsi="Wingdings" w:hint="default"/>
+        <w:sz w:val="20"/>
+      </w:rPr>
+    </w:lvl>
+    <w:lvl w:ilvl="6" w:tentative="1">
+      <w:start w:val="1"/>
+      <w:numFmt w:val="bullet"/>
+      <w:lvlText w:val=""/>
+      <w:lvlJc w:val="left"/>
+      <w:pPr>
+        <w:tabs>
+          <w:tab w:val="num" w:pos="5040"/>
+        </w:tabs>
+        <w:ind w:left="5040" w:hanging="360"/>
+      </w:pPr>
+      <w:rPr>
+        <w:rFonts w:ascii="Wingdings" w:hAnsi="Wingdings" w:hint="default"/>
+        <w:sz w:val="20"/>
+      </w:rPr>
+    </w:lvl>
+    <w:lvl w:ilvl="7" w:tentative="1">
+      <w:start w:val="1"/>
+      <w:numFmt w:val="bullet"/>
+      <w:lvlText w:val=""/>
+      <w:lvlJc w:val="left"/>
+      <w:pPr>
+        <w:tabs>
+          <w:tab w:val="num" w:pos="5760"/>
+        </w:tabs>
+        <w:ind w:left="5760" w:hanging="360"/>
+      </w:pPr>
+      <w:rPr>
+        <w:rFonts w:ascii="Wingdings" w:hAnsi="Wingdings" w:hint="default"/>
+        <w:sz w:val="20"/>
+      </w:rPr>
+    </w:lvl>
+    <w:lvl w:ilvl="8" w:tentative="1">
+      <w:start w:val="1"/>
+      <w:numFmt w:val="bullet"/>
+      <w:lvlText w:val=""/>
+      <w:lvlJc w:val="left"/>
+      <w:pPr>
+        <w:tabs>
+          <w:tab w:val="num" w:pos="6480"/>
+        </w:tabs>
+        <w:ind w:left="6480" w:hanging="360"/>
+      </w:pPr>
+      <w:rPr>
+        <w:rFonts w:ascii="Wingdings" w:hAnsi="Wingdings" w:hint="default"/>
+        <w:sz w:val="20"/>
+      </w:rPr>
+    </w:lvl>
+  </w:abstractNum>
+  <w:abstractNum w:abstractNumId="12" w15:restartNumberingAfterBreak="0">
+    <w:nsid w:val="5D861F4D"/>
+    <w:multiLevelType w:val="multilevel"/>
+    <w:tmpl w:val="E44A8512"/>
+    <w:lvl w:ilvl="0">
+      <w:start w:val="1"/>
+      <w:numFmt w:val="bullet"/>
+      <w:lvlText w:val=""/>
+      <w:lvlJc w:val="left"/>
+      <w:pPr>
+        <w:tabs>
+          <w:tab w:val="num" w:pos="720"/>
+        </w:tabs>
+        <w:ind w:left="720" w:hanging="360"/>
+      </w:pPr>
+      <w:rPr>
+        <w:rFonts w:ascii="Symbol" w:hAnsi="Symbol" w:hint="default"/>
+        <w:sz w:val="20"/>
+      </w:rPr>
+    </w:lvl>
+    <w:lvl w:ilvl="1" w:tentative="1">
+      <w:start w:val="1"/>
+      <w:numFmt w:val="bullet"/>
+      <w:lvlText w:val="o"/>
+      <w:lvlJc w:val="left"/>
+      <w:pPr>
+        <w:tabs>
+          <w:tab w:val="num" w:pos="1440"/>
+        </w:tabs>
+        <w:ind w:left="1440" w:hanging="360"/>
+      </w:pPr>
+      <w:rPr>
+        <w:rFonts w:ascii="Courier New" w:hAnsi="Courier New" w:hint="default"/>
+        <w:sz w:val="20"/>
+      </w:rPr>
+    </w:lvl>
+    <w:lvl w:ilvl="2" w:tentative="1">
+      <w:start w:val="1"/>
+      <w:numFmt w:val="bullet"/>
+      <w:lvlText w:val=""/>
+      <w:lvlJc w:val="left"/>
+      <w:pPr>
+        <w:tabs>
+          <w:tab w:val="num" w:pos="2160"/>
+        </w:tabs>
+        <w:ind w:left="2160" w:hanging="360"/>
+      </w:pPr>
+      <w:rPr>
+        <w:rFonts w:ascii="Wingdings" w:hAnsi="Wingdings" w:hint="default"/>
+        <w:sz w:val="20"/>
+      </w:rPr>
+    </w:lvl>
+    <w:lvl w:ilvl="3" w:tentative="1">
+      <w:start w:val="1"/>
+      <w:numFmt w:val="bullet"/>
+      <w:lvlText w:val=""/>
+      <w:lvlJc w:val="left"/>
+      <w:pPr>
+        <w:tabs>
+          <w:tab w:val="num" w:pos="2880"/>
+        </w:tabs>
+        <w:ind w:left="2880" w:hanging="360"/>
+      </w:pPr>
+      <w:rPr>
+        <w:rFonts w:ascii="Wingdings" w:hAnsi="Wingdings" w:hint="default"/>
+        <w:sz w:val="20"/>
+      </w:rPr>
+    </w:lvl>
+    <w:lvl w:ilvl="4" w:tentative="1">
+      <w:start w:val="1"/>
+      <w:numFmt w:val="bullet"/>
+      <w:lvlText w:val=""/>
+      <w:lvlJc w:val="left"/>
+      <w:pPr>
+        <w:tabs>
+          <w:tab w:val="num" w:pos="3600"/>
+        </w:tabs>
+        <w:ind w:left="3600" w:hanging="360"/>
+      </w:pPr>
+      <w:rPr>
+        <w:rFonts w:ascii="Wingdings" w:hAnsi="Wingdings" w:hint="default"/>
+        <w:sz w:val="20"/>
+      </w:rPr>
+    </w:lvl>
+    <w:lvl w:ilvl="5" w:tentative="1">
+      <w:start w:val="1"/>
+      <w:numFmt w:val="bullet"/>
+      <w:lvlText w:val=""/>
+      <w:lvlJc w:val="left"/>
+      <w:pPr>
+        <w:tabs>
+          <w:tab w:val="num" w:pos="4320"/>
+        </w:tabs>
+        <w:ind w:left="4320" w:hanging="360"/>
+      </w:pPr>
+      <w:rPr>
+        <w:rFonts w:ascii="Wingdings" w:hAnsi="Wingdings" w:hint="default"/>
+        <w:sz w:val="20"/>
+      </w:rPr>
+    </w:lvl>
+    <w:lvl w:ilvl="6" w:tentative="1">
+      <w:start w:val="1"/>
+      <w:numFmt w:val="bullet"/>
+      <w:lvlText w:val=""/>
+      <w:lvlJc w:val="left"/>
+      <w:pPr>
+        <w:tabs>
+          <w:tab w:val="num" w:pos="5040"/>
+        </w:tabs>
+        <w:ind w:left="5040" w:hanging="360"/>
+      </w:pPr>
+      <w:rPr>
+        <w:rFonts w:ascii="Wingdings" w:hAnsi="Wingdings" w:hint="default"/>
+        <w:sz w:val="20"/>
+      </w:rPr>
+    </w:lvl>
+    <w:lvl w:ilvl="7" w:tentative="1">
+      <w:start w:val="1"/>
+      <w:numFmt w:val="bullet"/>
+      <w:lvlText w:val=""/>
+      <w:lvlJc w:val="left"/>
+      <w:pPr>
+        <w:tabs>
+          <w:tab w:val="num" w:pos="5760"/>
+        </w:tabs>
+        <w:ind w:left="5760" w:hanging="360"/>
+      </w:pPr>
+      <w:rPr>
+        <w:rFonts w:ascii="Wingdings" w:hAnsi="Wingdings" w:hint="default"/>
+        <w:sz w:val="20"/>
+      </w:rPr>
+    </w:lvl>
+    <w:lvl w:ilvl="8" w:tentative="1">
+      <w:start w:val="1"/>
+      <w:numFmt w:val="bullet"/>
+      <w:lvlText w:val=""/>
+      <w:lvlJc w:val="left"/>
+      <w:pPr>
+        <w:tabs>
+          <w:tab w:val="num" w:pos="6480"/>
+        </w:tabs>
+        <w:ind w:left="6480" w:hanging="360"/>
+      </w:pPr>
+      <w:rPr>
+        <w:rFonts w:ascii="Wingdings" w:hAnsi="Wingdings" w:hint="default"/>
+        <w:sz w:val="20"/>
+      </w:rPr>
+    </w:lvl>
+  </w:abstractNum>
   <w:num w:numId="1" w16cid:durableId="2067947591">
     <w:abstractNumId w:val="8"/>
   </w:num>
@@ -2111,6 +7029,18 @@
   </w:num>
   <w:num w:numId="9" w16cid:durableId="1512256831">
     <w:abstractNumId w:val="0"/>
+  </w:num>
+  <w:num w:numId="10" w16cid:durableId="1664311196">
+    <w:abstractNumId w:val="11"/>
+  </w:num>
+  <w:num w:numId="11" w16cid:durableId="1255822284">
+    <w:abstractNumId w:val="10"/>
+  </w:num>
+  <w:num w:numId="12" w16cid:durableId="966400694">
+    <w:abstractNumId w:val="9"/>
+  </w:num>
+  <w:num w:numId="13" w16cid:durableId="1164012648">
+    <w:abstractNumId w:val="12"/>
   </w:num>
 </w:numbering>
 </file>
@@ -13495,6 +18425,148 @@
       </w:tcPr>
     </w:tblStylePr>
   </w:style>
+  <w:style w:type="paragraph" w:styleId="NormalWeb">
+    <w:name w:val="Normal (Web)"/>
+    <w:basedOn w:val="Normal"/>
+    <w:uiPriority w:val="99"/>
+    <w:unhideWhenUsed/>
+    <w:rsid w:val="009F1C57"/>
+    <w:pPr>
+      <w:spacing w:before="100" w:beforeAutospacing="1" w:after="100" w:afterAutospacing="1" w:line="240" w:lineRule="auto"/>
+    </w:pPr>
+    <w:rPr>
+      <w:rFonts w:ascii="Times New Roman" w:eastAsia="Times New Roman" w:hAnsi="Times New Roman" w:cs="Times New Roman"/>
+      <w:sz w:val="24"/>
+      <w:szCs w:val="24"/>
+    </w:rPr>
+  </w:style>
+  <w:style w:type="character" w:customStyle="1" w:styleId="relative">
+    <w:name w:val="relative"/>
+    <w:basedOn w:val="DefaultParagraphFont"/>
+    <w:rsid w:val="009F1C57"/>
+  </w:style>
+  <w:style w:type="paragraph" w:customStyle="1" w:styleId="not-prose">
+    <w:name w:val="not-prose"/>
+    <w:basedOn w:val="Normal"/>
+    <w:rsid w:val="009F1C57"/>
+    <w:pPr>
+      <w:spacing w:before="100" w:beforeAutospacing="1" w:after="100" w:afterAutospacing="1" w:line="240" w:lineRule="auto"/>
+    </w:pPr>
+    <w:rPr>
+      <w:rFonts w:ascii="Times New Roman" w:eastAsia="Times New Roman" w:hAnsi="Times New Roman" w:cs="Times New Roman"/>
+      <w:sz w:val="24"/>
+      <w:szCs w:val="24"/>
+    </w:rPr>
+  </w:style>
+  <w:style w:type="character" w:styleId="HTMLCode">
+    <w:name w:val="HTML Code"/>
+    <w:basedOn w:val="DefaultParagraphFont"/>
+    <w:uiPriority w:val="99"/>
+    <w:semiHidden/>
+    <w:unhideWhenUsed/>
+    <w:rsid w:val="009F1C57"/>
+    <w:rPr>
+      <w:rFonts w:ascii="Courier New" w:eastAsia="Times New Roman" w:hAnsi="Courier New" w:cs="Courier New"/>
+      <w:sz w:val="20"/>
+      <w:szCs w:val="20"/>
+    </w:rPr>
+  </w:style>
+  <w:style w:type="paragraph" w:styleId="HTMLPreformatted">
+    <w:name w:val="HTML Preformatted"/>
+    <w:basedOn w:val="Normal"/>
+    <w:link w:val="HTMLPreformattedChar"/>
+    <w:uiPriority w:val="99"/>
+    <w:semiHidden/>
+    <w:unhideWhenUsed/>
+    <w:rsid w:val="009F1C57"/>
+    <w:pPr>
+      <w:tabs>
+        <w:tab w:val="left" w:pos="916"/>
+        <w:tab w:val="left" w:pos="1832"/>
+        <w:tab w:val="left" w:pos="2748"/>
+        <w:tab w:val="left" w:pos="3664"/>
+        <w:tab w:val="left" w:pos="4580"/>
+        <w:tab w:val="left" w:pos="5496"/>
+        <w:tab w:val="left" w:pos="6412"/>
+        <w:tab w:val="left" w:pos="7328"/>
+        <w:tab w:val="left" w:pos="8244"/>
+        <w:tab w:val="left" w:pos="9160"/>
+        <w:tab w:val="left" w:pos="10076"/>
+        <w:tab w:val="left" w:pos="10992"/>
+        <w:tab w:val="left" w:pos="11908"/>
+        <w:tab w:val="left" w:pos="12824"/>
+        <w:tab w:val="left" w:pos="13740"/>
+        <w:tab w:val="left" w:pos="14656"/>
+      </w:tabs>
+      <w:spacing w:after="0" w:line="240" w:lineRule="auto"/>
+    </w:pPr>
+    <w:rPr>
+      <w:rFonts w:ascii="Courier New" w:eastAsia="Times New Roman" w:hAnsi="Courier New" w:cs="Courier New"/>
+      <w:sz w:val="20"/>
+      <w:szCs w:val="20"/>
+    </w:rPr>
+  </w:style>
+  <w:style w:type="character" w:customStyle="1" w:styleId="HTMLPreformattedChar">
+    <w:name w:val="HTML Preformatted Char"/>
+    <w:basedOn w:val="DefaultParagraphFont"/>
+    <w:link w:val="HTMLPreformatted"/>
+    <w:uiPriority w:val="99"/>
+    <w:semiHidden/>
+    <w:rsid w:val="009F1C57"/>
+    <w:rPr>
+      <w:rFonts w:ascii="Courier New" w:eastAsia="Times New Roman" w:hAnsi="Courier New" w:cs="Courier New"/>
+      <w:sz w:val="20"/>
+      <w:szCs w:val="20"/>
+    </w:rPr>
+  </w:style>
+  <w:style w:type="character" w:customStyle="1" w:styleId="hljs-punctuation">
+    <w:name w:val="hljs-punctuation"/>
+    <w:basedOn w:val="DefaultParagraphFont"/>
+    <w:rsid w:val="009F1C57"/>
+  </w:style>
+  <w:style w:type="character" w:customStyle="1" w:styleId="hljs-attr">
+    <w:name w:val="hljs-attr"/>
+    <w:basedOn w:val="DefaultParagraphFont"/>
+    <w:rsid w:val="009F1C57"/>
+  </w:style>
+  <w:style w:type="character" w:customStyle="1" w:styleId="hljs-string">
+    <w:name w:val="hljs-string"/>
+    <w:basedOn w:val="DefaultParagraphFont"/>
+    <w:rsid w:val="009F1C57"/>
+  </w:style>
+  <w:style w:type="character" w:customStyle="1" w:styleId="hljs-number">
+    <w:name w:val="hljs-number"/>
+    <w:basedOn w:val="DefaultParagraphFont"/>
+    <w:rsid w:val="009F1C57"/>
+  </w:style>
+  <w:style w:type="character" w:customStyle="1" w:styleId="hljs-keyword">
+    <w:name w:val="hljs-keyword"/>
+    <w:basedOn w:val="DefaultParagraphFont"/>
+    <w:rsid w:val="009F1C57"/>
+  </w:style>
+  <w:style w:type="paragraph" w:styleId="TOC1">
+    <w:name w:val="toc 1"/>
+    <w:basedOn w:val="Normal"/>
+    <w:next w:val="Normal"/>
+    <w:autoRedefine/>
+    <w:uiPriority w:val="39"/>
+    <w:unhideWhenUsed/>
+    <w:rsid w:val="00763B98"/>
+    <w:pPr>
+      <w:spacing w:after="100"/>
+    </w:pPr>
+  </w:style>
+  <w:style w:type="character" w:styleId="Hyperlink">
+    <w:name w:val="Hyperlink"/>
+    <w:basedOn w:val="DefaultParagraphFont"/>
+    <w:uiPriority w:val="99"/>
+    <w:unhideWhenUsed/>
+    <w:rsid w:val="00763B98"/>
+    <w:rPr>
+      <w:color w:val="0000FF" w:themeColor="hyperlink"/>
+      <w:u w:val="single"/>
+    </w:rPr>
+  </w:style>
 </w:styles>
 </file>
 
